--- a/templates/cv/CV_Gaurav_Kulkarni_EN.docx
+++ b/templates/cv/CV_Gaurav_Kulkarni_EN.docx
@@ -754,7 +754,7 @@
                 <w:i/>
                 <w:color w:val="595959"/>
               </w:rPr>
-              <w:t>Apr 2026  |  Freelance client (LIT Airport)</w:t>
+              <w:t>Apr 2026  |  Freelance · Little Rock, AR (USA)</w:t>
             </w:r>
           </w:p>
           <w:p>
@@ -767,7 +767,7 @@
                 <w:rFonts w:eastAsia="Calibri" w:cs="Calibri"/>
                 <w:color w:val="000000"/>
               </w:rPr>
-              <w:t>• Two-app monorepo: customer booking portal + admin dashboard on Vercel + Neon.</w:t>
+              <w:t>• Two-app Next.js 16 monorepo (customer site + admin/frontdesk) on Vercel + managed Postgres via Prisma.</w:t>
             </w:r>
           </w:p>
           <w:p>
@@ -780,7 +780,7 @@
                 <w:rFonts w:eastAsia="Calibri" w:cs="Calibri"/>
                 <w:color w:val="000000"/>
               </w:rPr>
-              <w:t>• DP-based dynamic pricing engine optimizing 4 discount tiers (10–50% off).</w:t>
+              <w:t>• Dynamic-programming pricing engine picks cheapest of 14 rate plans (Daily → 24-night) with savings transparency.</w:t>
             </w:r>
           </w:p>
           <w:p>
@@ -793,7 +793,7 @@
                 <w:rFonts w:eastAsia="Calibri" w:cs="Calibri"/>
                 <w:color w:val="000000"/>
               </w:rPr>
-              <w:t>• JWT auth, 22 rate-limited APIs, rewards system, Twilio SMS, Playwright E2E tests.</w:t>
+              <w:t>• Idempotent Stripe webhook reconciliation, race-safe Prisma transactions; eliminated UTC↔Central timezone bug class.</w:t>
             </w:r>
           </w:p>
           <w:p>
@@ -818,7 +818,7 @@
                 <w:color w:val="595959"/>
                 <w:sz w:val="19"/>
               </w:rPr>
-              <w:t>Next.js 16, React 19, TypeScript, PostgreSQL, Prisma, Stripe, Tailwind CSS, Twilio, Playwright, Vercel, Neon, JWT</w:t>
+              <w:t>Next.js 16, React 19, TypeScript, Prisma, PostgreSQL, Stripe (Elements + Webhooks), Twilio, Nodemailer, JWT, Tailwind, Framer Motion, Vercel, Docker</w:t>
             </w:r>
           </w:p>
           <w:p>

--- a/templates/cv/CV_Gaurav_Kulkarni_EN.docx
+++ b/templates/cv/CV_Gaurav_Kulkarni_EN.docx
@@ -72,7 +72,7 @@
         <w:rPr>
           <w:rFonts w:eastAsia="Calibri" w:cs="Calibri"/>
           <w:i/>
-          <w:color w:val="1F3864"/>
+          <w:color w:val="4472C4"/>
           <w:sz w:val="22"/>
         </w:rPr>
         <w:t xml:space="preserve">AI </w:t>
@@ -82,7 +82,7 @@
         <w:rPr>
           <w:rFonts w:eastAsia="Calibri" w:cs="Calibri"/>
           <w:i/>
-          <w:color w:val="1F3864"/>
+          <w:color w:val="4472C4"/>
           <w:sz w:val="22"/>
         </w:rPr>
         <w:t>Engineer  |</w:t>
@@ -92,7 +92,7 @@
         <w:rPr>
           <w:rFonts w:eastAsia="Calibri" w:cs="Calibri"/>
           <w:i/>
-          <w:color w:val="1F3864"/>
+          <w:color w:val="4472C4"/>
           <w:sz w:val="22"/>
         </w:rPr>
         <w:t xml:space="preserve">  LLMs, RAG &amp; Agentic Systems</w:t>
@@ -107,13 +107,13 @@
           <w:rFonts w:eastAsia="Calibri" w:cs="Calibri"/>
           <w:color w:val="000000"/>
         </w:rPr>
-        <w:t xml:space="preserve">Leonberg, Germany  •  </w:t>
+        <w:t xml:space="preserve">Leonberg, Germany  ·  </w:t>
       </w:r>
       <w:hyperlink r:id="rId7">
         <w:r>
           <w:rPr>
             <w:rFonts w:eastAsia="Calibri" w:cs="Calibri"/>
-            <w:color w:val="1F3864"/>
+            <w:color w:val="4472C4"/>
             <w:szCs w:val="20"/>
             <w:u w:val="single"/>
           </w:rPr>
@@ -125,7 +125,7 @@
           <w:rFonts w:eastAsia="Calibri" w:cs="Calibri"/>
           <w:color w:val="000000"/>
         </w:rPr>
-        <w:t xml:space="preserve">  •  +49 15566152631</w:t>
+        <w:t xml:space="preserve">  ·  +49 15566152631</w:t>
       </w:r>
     </w:p>
     <w:p>
@@ -136,7 +136,7 @@
         <w:r>
           <w:rPr>
             <w:rFonts w:eastAsia="Calibri" w:cs="Calibri"/>
-            <w:color w:val="1F3864"/>
+            <w:color w:val="4472C4"/>
             <w:szCs w:val="20"/>
             <w:u w:val="single"/>
           </w:rPr>
@@ -148,13 +148,13 @@
           <w:rFonts w:eastAsia="Calibri" w:cs="Calibri"/>
           <w:color w:val="000000"/>
         </w:rPr>
-        <w:t xml:space="preserve">  •  </w:t>
+        <w:t xml:space="preserve">  ·  </w:t>
       </w:r>
       <w:hyperlink r:id="rId9">
         <w:r>
           <w:rPr>
             <w:rFonts w:eastAsia="Calibri" w:cs="Calibri"/>
-            <w:color w:val="1F3864"/>
+            <w:color w:val="4472C4"/>
             <w:szCs w:val="20"/>
             <w:u w:val="single"/>
           </w:rPr>
@@ -166,13 +166,13 @@
           <w:rFonts w:eastAsia="Calibri" w:cs="Calibri"/>
           <w:color w:val="000000"/>
         </w:rPr>
-        <w:t xml:space="preserve">  •  </w:t>
+        <w:t xml:space="preserve">  ·  </w:t>
       </w:r>
       <w:hyperlink r:id="rId10">
         <w:r>
           <w:rPr>
             <w:rFonts w:eastAsia="Calibri" w:cs="Calibri"/>
-            <w:color w:val="1F3864"/>
+            <w:color w:val="4472C4"/>
             <w:szCs w:val="20"/>
             <w:u w:val="single"/>
           </w:rPr>
@@ -186,15 +186,22 @@
     <w:p>
       <w:pPr>
         <w:pBdr>
-          <w:bottom w:val="single" w:sz="8" w:space="1" w:color="1F3864"/>
+          <w:bottom w:val="single" w:sz="8" w:space="1" w:color="4472C4"/>
         </w:pBdr>
         <w:spacing w:after="80"/>
       </w:pPr>
+      <w:r>
+        <w:rPr>
+          <w:rFonts w:eastAsia="Calibri" w:cs="Calibri"/>
+          <w:color w:val="000000"/>
+        </w:rPr>
+        <w:t>Available from: immediately</w:t>
+      </w:r>
     </w:p>
     <w:p>
       <w:pPr>
         <w:pBdr>
-          <w:bottom w:val="single" w:sz="6" w:space="1" w:color="1F3864"/>
+          <w:bottom w:val="single" w:sz="6" w:space="1" w:color="4472C4"/>
         </w:pBdr>
         <w:spacing w:before="200" w:after="80" w:line="240" w:lineRule="auto"/>
       </w:pPr>
@@ -202,7 +209,7 @@
         <w:rPr>
           <w:rFonts w:eastAsia="Calibri" w:cs="Calibri"/>
           <w:b/>
-          <w:color w:val="1F3864"/>
+          <w:color w:val="4472C4"/>
           <w:sz w:val="24"/>
         </w:rPr>
         <w:t>PROFILE SUMMARY</w:t>
@@ -218,7 +225,7 @@
           <w:rFonts w:eastAsia="Calibri" w:cs="Calibri"/>
           <w:color w:val="000000"/>
         </w:rPr>
-        <w:t>AI Engineer with 3+ years of experience shipping production RAG systems, agentic workflows, and fine-tuned LLMs. Hands-on with LangChain, AWS Bedrock, PostgreSQL (pgvector), QLoRA, and Hugging Face. Currently completing a Master’s thesis on “Guardrails for AI Agents” — aligned with the EU AI Act and Zero-Trust architecture. German B2 and English C1 — positioned for AI Engineer / KI-Ingenieur roles in Germany.</w:t>
+        <w:t>AI Engineer with 3+ years building production AI systems — RAG pipelines, agentic workflows, and fine-tuned LLMs. Recent work: a Zero-Trust guardrails framework for AI agents with 98.7% threat-detection recall (Master's thesis, EU AI Act-aligned) and a Llama 3 + pgvector RAG pipeline at IONOS. Strong in Python, FastAPI, AWS Bedrock, and full-stack delivery. Open to AI Engineer roles in Germany. German B2, English C1.</w:t>
       </w:r>
     </w:p>
     <w:tbl>
@@ -253,7 +260,7 @@
           <w:p>
             <w:pPr>
               <w:pBdr>
-                <w:bottom w:val="single" w:sz="6" w:space="1" w:color="1F3864"/>
+                <w:bottom w:val="single" w:sz="6" w:space="1" w:color="4472C4"/>
               </w:pBdr>
               <w:spacing w:before="200" w:after="80" w:line="240" w:lineRule="auto"/>
             </w:pPr>
@@ -261,7 +268,7 @@
               <w:rPr>
                 <w:rFonts w:eastAsia="Calibri" w:cs="Calibri"/>
                 <w:b/>
-                <w:color w:val="1F3864"/>
+                <w:color w:val="4472C4"/>
                 <w:sz w:val="24"/>
               </w:rPr>
               <w:t>EXPERIENCE</w:t>
@@ -275,7 +282,7 @@
               <w:rPr>
                 <w:rFonts w:eastAsia="Calibri" w:cs="Calibri"/>
                 <w:b/>
-                <w:color w:val="1F3864"/>
+                <w:color w:val="4472C4"/>
                 <w:sz w:val="22"/>
               </w:rPr>
               <w:t>Master Thesis: Guardrails for AI Agents</w:t>
@@ -308,23 +315,7 @@
                 <w:rFonts w:eastAsia="Calibri" w:cs="Calibri"/>
                 <w:color w:val="000000"/>
               </w:rPr>
-              <w:t xml:space="preserve">• Built </w:t>
-            </w:r>
-            <w:proofErr w:type="spellStart"/>
-            <w:r>
-              <w:rPr>
-                <w:rFonts w:eastAsia="Calibri" w:cs="Calibri"/>
-                <w:color w:val="000000"/>
-              </w:rPr>
-              <w:t>FastAPI</w:t>
-            </w:r>
-            <w:proofErr w:type="spellEnd"/>
-            <w:r>
-              <w:rPr>
-                <w:rFonts w:eastAsia="Calibri" w:cs="Calibri"/>
-                <w:color w:val="000000"/>
-              </w:rPr>
-              <w:t xml:space="preserve"> Security Shim for MCP, A2A, and browser-based AI protocols.</w:t>
+              <w:t>• Built FastAPI Security Shim for AI agents (MCP, A2A, browser protocols).</w:t>
             </w:r>
           </w:p>
           <w:p>
@@ -337,7 +328,7 @@
                 <w:rFonts w:eastAsia="Calibri" w:cs="Calibri"/>
                 <w:color w:val="000000"/>
               </w:rPr>
-              <w:t>• Achieved 98.7% recall across 150 tests; zero unauthorized MCP/A2A calls.</w:t>
+              <w:t>• Achieved 98.7% threat-detection recall across 150 test cases.</w:t>
             </w:r>
           </w:p>
           <w:p>
@@ -350,7 +341,7 @@
                 <w:rFonts w:eastAsia="Calibri" w:cs="Calibri"/>
                 <w:color w:val="000000"/>
               </w:rPr>
-              <w:t>• Implemented Zero-Trust with intent normalization, EU AI Act-aligned.</w:t>
+              <w:t>• Implemented EU AI Act-aligned Zero-Trust policy engine.</w:t>
             </w:r>
           </w:p>
           <w:p>
@@ -387,7 +378,7 @@
                 <w:rPr>
                   <w:rFonts w:eastAsia="Calibri" w:cs="Calibri"/>
                   <w:b/>
-                  <w:color w:val="1F3864"/>
+                  <w:color w:val="4472C4"/>
                   <w:sz w:val="22"/>
                   <w:u w:val="single"/>
                 </w:rPr>
@@ -398,7 +389,7 @@
               <w:rPr>
                 <w:rFonts w:eastAsia="Calibri" w:cs="Calibri"/>
                 <w:b/>
-                <w:color w:val="1F3864"/>
+                <w:color w:val="4472C4"/>
                 <w:sz w:val="22"/>
               </w:rPr>
               <w:t xml:space="preserve"> — AI Engineer Cloud, Working Student</w:t>
@@ -427,7 +418,7 @@
                 <w:rFonts w:eastAsia="Calibri" w:cs="Calibri"/>
                 <w:color w:val="000000"/>
               </w:rPr>
-              <w:t>• Built production RAG pipeline on PostgreSQL (pgvector) with Llama 3.</w:t>
+              <w:t>• Built production RAG pipeline with Llama 3 and pgvector.</w:t>
             </w:r>
           </w:p>
           <w:p>
@@ -440,7 +431,7 @@
                 <w:rFonts w:eastAsia="Calibri" w:cs="Calibri"/>
                 <w:color w:val="000000"/>
               </w:rPr>
-              <w:t>• Presented RAG outcomes to senior management; optimized CI/CD for ML.</w:t>
+              <w:t>• Optimized ML CI/CD pipelines; presented results to senior management.</w:t>
             </w:r>
           </w:p>
           <w:p>
@@ -453,7 +444,7 @@
                 <w:rFonts w:eastAsia="Calibri" w:cs="Calibri"/>
                 <w:color w:val="000000"/>
               </w:rPr>
-              <w:t>• Automated cloud tests via Karate Framework — 30% less manual effort.</w:t>
+              <w:t>• Automated cloud tests with Karate Framework, 30% less manual effort.</w:t>
             </w:r>
           </w:p>
           <w:p>
@@ -478,7 +469,7 @@
                 <w:color w:val="595959"/>
                 <w:sz w:val="19"/>
               </w:rPr>
-              <w:t>Python, Llama 3, RAG, pgvector, PostgreSQL, FastAPI, LangChain, Java, Karate, CI/CD, AWS</w:t>
+              <w:t>Python, Llama 3, RAG, pgvector, PostgreSQL, FastAPI, LangChain, Java, Karate, CI/CD</w:t>
             </w:r>
           </w:p>
           <w:p>
@@ -490,7 +481,7 @@
                 <w:rPr>
                   <w:rFonts w:eastAsia="Calibri" w:cs="Calibri"/>
                   <w:b/>
-                  <w:color w:val="1F3864"/>
+                  <w:color w:val="4472C4"/>
                   <w:sz w:val="22"/>
                   <w:u w:val="single"/>
                 </w:rPr>
@@ -501,7 +492,7 @@
               <w:rPr>
                 <w:rFonts w:eastAsia="Calibri" w:cs="Calibri"/>
                 <w:b/>
-                <w:color w:val="1F3864"/>
+                <w:color w:val="4472C4"/>
                 <w:sz w:val="22"/>
               </w:rPr>
               <w:t xml:space="preserve"> — Software Engineer</w:t>
@@ -530,7 +521,7 @@
                 <w:rFonts w:eastAsia="Calibri" w:cs="Calibri"/>
                 <w:color w:val="000000"/>
               </w:rPr>
-              <w:t>• Increased traffic by 30% via interactive React frontend.</w:t>
+              <w:t>• Increased traffic 30% with interactive React frontend.</w:t>
             </w:r>
           </w:p>
           <w:p>
@@ -543,7 +534,7 @@
                 <w:rFonts w:eastAsia="Calibri" w:cs="Calibri"/>
                 <w:color w:val="000000"/>
               </w:rPr>
-              <w:t>• Ensured 99.9% availability through Docker and CI/CD pipelines.</w:t>
+              <w:t>• Ensured 99.9% uptime via Docker and CI/CD pipelines.</w:t>
             </w:r>
           </w:p>
           <w:p>
@@ -556,7 +547,7 @@
                 <w:rFonts w:eastAsia="Calibri" w:cs="Calibri"/>
                 <w:color w:val="000000"/>
               </w:rPr>
-              <w:t>• Analyzed end-to-end data flows with Celonis Process Mining.</w:t>
+              <w:t>• Analyzed business processes with Celonis Process Mining.</w:t>
             </w:r>
           </w:p>
           <w:p>
@@ -592,7 +583,7 @@
               <w:rPr>
                 <w:rFonts w:eastAsia="Calibri" w:cs="Calibri"/>
                 <w:b/>
-                <w:color w:val="1F3864"/>
+                <w:color w:val="4472C4"/>
                 <w:sz w:val="22"/>
               </w:rPr>
               <w:t>IIT Madras — Software Engineer (KARO &amp; JITSIE)</w:t>
@@ -628,7 +619,7 @@
                 <w:rPr>
                   <w:rFonts w:eastAsia="Calibri" w:cs="Calibri"/>
                   <w:b/>
-                  <w:color w:val="1F3864"/>
+                  <w:color w:val="4472C4"/>
                   <w:szCs w:val="20"/>
                   <w:u w:val="single"/>
                 </w:rPr>
@@ -640,7 +631,7 @@
                 <w:rFonts w:eastAsia="Calibri" w:cs="Calibri"/>
                 <w:color w:val="000000"/>
               </w:rPr>
-              <w:t>: Spring Boot microservices, 15+ REST APIs, 95% test coverage.</w:t>
+              <w:t>: Delivered 15+ Spring Boot microservices with 95% test coverage.</w:t>
             </w:r>
           </w:p>
           <w:p>
@@ -660,7 +651,7 @@
                 <w:rPr>
                   <w:rFonts w:eastAsia="Calibri" w:cs="Calibri"/>
                   <w:b/>
-                  <w:color w:val="1F3864"/>
+                  <w:color w:val="4472C4"/>
                   <w:szCs w:val="20"/>
                   <w:u w:val="single"/>
                 </w:rPr>
@@ -672,7 +663,7 @@
                 <w:rFonts w:eastAsia="Calibri" w:cs="Calibri"/>
                 <w:color w:val="000000"/>
               </w:rPr>
-              <w:t>: cut load times 40% via caching in MERN stack with Redux.</w:t>
+              <w:t>: Cut MERN-stack load times 40% via Redux caching.</w:t>
             </w:r>
           </w:p>
           <w:p>
@@ -703,7 +694,21 @@
           <w:p>
             <w:pPr>
               <w:pBdr>
-                <w:bottom w:val="single" w:sz="6" w:space="1" w:color="1F3864"/>
+                <w:bottom w:val="single" w:sz="6" w:space="1" w:color="4472C4"/>
+              </w:pBdr>
+              <w:spacing w:before="1400" w:after="80" w:line="240" w:lineRule="auto"/>
+              <w:rPr>
+                <w:rFonts w:eastAsia="Calibri" w:cs="Calibri"/>
+                <w:b/>
+                <w:color w:val="4472C4"/>
+                <w:sz w:val="24"/>
+              </w:rPr>
+            </w:pPr>
+          </w:p>
+          <w:p>
+            <w:pPr>
+              <w:pBdr>
+                <w:bottom w:val="single" w:sz="6" w:space="1" w:color="4472C4"/>
               </w:pBdr>
               <w:spacing w:before="1400" w:after="80" w:line="240" w:lineRule="auto"/>
             </w:pPr>
@@ -711,10 +716,9 @@
               <w:rPr>
                 <w:rFonts w:eastAsia="Calibri" w:cs="Calibri"/>
                 <w:b/>
-                <w:color w:val="1F3864"/>
+                <w:color w:val="4472C4"/>
                 <w:sz w:val="24"/>
               </w:rPr>
-              <w:lastRenderedPageBreak/>
               <w:t>PROJECTS</w:t>
             </w:r>
           </w:p>
@@ -727,7 +731,7 @@
                 <w:rPr>
                   <w:rFonts w:eastAsia="Calibri" w:cs="Calibri"/>
                   <w:b/>
-                  <w:color w:val="1F3864"/>
+                  <w:color w:val="4472C4"/>
                   <w:sz w:val="22"/>
                   <w:u w:val="single"/>
                 </w:rPr>
@@ -738,7 +742,7 @@
               <w:rPr>
                 <w:rFonts w:eastAsia="Calibri" w:cs="Calibri"/>
                 <w:b/>
-                <w:color w:val="1F3864"/>
+                <w:color w:val="4472C4"/>
                 <w:sz w:val="22"/>
               </w:rPr>
               <w:t xml:space="preserve"> — Full-Stack Parking Reservation Platform</w:t>
@@ -793,7 +797,7 @@
                 <w:rFonts w:eastAsia="Calibri" w:cs="Calibri"/>
                 <w:color w:val="000000"/>
               </w:rPr>
-              <w:t>• Idempotent Stripe webhook reconciliation, race-safe Prisma transactions; eliminated UTC↔Central timezone bug class.</w:t>
+              <w:t>• Idempotent Stripe webhook reconciliation, race-safe Prisma transactions.</w:t>
             </w:r>
           </w:p>
           <w:p>
@@ -830,7 +834,7 @@
                 <w:rPr>
                   <w:rFonts w:eastAsia="Calibri" w:cs="Calibri"/>
                   <w:b/>
-                  <w:color w:val="1F3864"/>
+                  <w:color w:val="4472C4"/>
                   <w:sz w:val="22"/>
                   <w:u w:val="single"/>
                 </w:rPr>
@@ -841,7 +845,7 @@
               <w:rPr>
                 <w:rFonts w:eastAsia="Calibri" w:cs="Calibri"/>
                 <w:b/>
-                <w:color w:val="1F3864"/>
+                <w:color w:val="4472C4"/>
                 <w:sz w:val="22"/>
               </w:rPr>
               <w:t xml:space="preserve"> — Fine-Tuned Llama 3 (QLoRA)</w:t>
@@ -906,7 +910,7 @@
               <w:rPr>
                 <w:rFonts w:eastAsia="Calibri" w:cs="Calibri"/>
                 <w:b/>
-                <w:color w:val="1F3864"/>
+                <w:color w:val="4472C4"/>
                 <w:sz w:val="22"/>
               </w:rPr>
               <w:t>Dibuco AI — NLP Pipeline for News Sentiment Analysis</w:t>
@@ -972,7 +976,7 @@
                 <w:rPr>
                   <w:rFonts w:eastAsia="Calibri" w:cs="Calibri"/>
                   <w:b/>
-                  <w:color w:val="1F3864"/>
+                  <w:color w:val="4472C4"/>
                   <w:sz w:val="22"/>
                   <w:u w:val="single"/>
                 </w:rPr>
@@ -983,7 +987,7 @@
               <w:rPr>
                 <w:rFonts w:eastAsia="Calibri" w:cs="Calibri"/>
                 <w:b/>
-                <w:color w:val="1F3864"/>
+                <w:color w:val="4472C4"/>
                 <w:sz w:val="22"/>
               </w:rPr>
               <w:t xml:space="preserve"> — Generative AI Microservices (Spring AI + RAG)</w:t>
@@ -1048,7 +1052,7 @@
               <w:rPr>
                 <w:rFonts w:eastAsia="Calibri" w:cs="Calibri"/>
                 <w:b/>
-                <w:color w:val="1F3864"/>
+                <w:color w:val="4472C4"/>
                 <w:sz w:val="22"/>
               </w:rPr>
               <w:t>BrainML — Medical Imaging CNN (SIH, 2nd Place Nationally)</w:t>
@@ -1113,7 +1117,7 @@
               <w:rPr>
                 <w:rFonts w:eastAsia="Calibri" w:cs="Calibri"/>
                 <w:b/>
-                <w:color w:val="1F3864"/>
+                <w:color w:val="4472C4"/>
                 <w:sz w:val="22"/>
               </w:rPr>
               <w:t>GWBASIC-to-C Compiler</w:t>
@@ -1129,7 +1133,7 @@
                 <w:rFonts w:eastAsia="Calibri" w:cs="Calibri"/>
                 <w:color w:val="000000"/>
               </w:rPr>
-              <w:t>• Full lexer/parser/AST for legacy-code translation; semantic analyses.</w:t>
+              <w:t>• Full lexer/parser/AST for legacy-code translation.</w:t>
             </w:r>
           </w:p>
           <w:p>
@@ -1145,6 +1149,7 @@
                 <w:color w:val="595959"/>
                 <w:sz w:val="19"/>
               </w:rPr>
+              <w:lastRenderedPageBreak/>
               <w:t xml:space="preserve">Stack: </w:t>
             </w:r>
             <w:r>
@@ -1171,7 +1176,7 @@
           <w:p>
             <w:pPr>
               <w:pBdr>
-                <w:bottom w:val="single" w:sz="6" w:space="1" w:color="1F3864"/>
+                <w:bottom w:val="single" w:sz="6" w:space="1" w:color="4472C4"/>
               </w:pBdr>
               <w:spacing w:before="200" w:after="80" w:line="240" w:lineRule="auto"/>
               <w:rPr>
@@ -1182,7 +1187,7 @@
               <w:rPr>
                 <w:rFonts w:eastAsia="Calibri" w:cs="Calibri"/>
                 <w:b/>
-                <w:color w:val="1F3864"/>
+                <w:color w:val="4472C4"/>
                 <w:sz w:val="24"/>
                 <w:lang w:val="de-DE"/>
               </w:rPr>
@@ -1201,7 +1206,7 @@
               <w:rPr>
                 <w:rFonts w:eastAsia="Calibri" w:cs="Calibri"/>
                 <w:b/>
-                <w:color w:val="1F3864"/>
+                <w:color w:val="4472C4"/>
                 <w:sz w:val="22"/>
                 <w:lang w:val="de-DE"/>
               </w:rPr>
@@ -1245,7 +1250,7 @@
               <w:rPr>
                 <w:rFonts w:eastAsia="Calibri" w:cs="Calibri"/>
                 <w:b/>
-                <w:color w:val="1F3864"/>
+                <w:color w:val="4472C4"/>
                 <w:sz w:val="22"/>
               </w:rPr>
               <w:t>B.Tech. Computer Science &amp; Eng.</w:t>
@@ -1263,6 +1268,14 @@
               </w:rPr>
               <w:t>R.V. Institute of Tech. &amp; Mgmt.</w:t>
             </w:r>
+            <w:r>
+              <w:rPr>
+                <w:rFonts w:eastAsia="Calibri" w:cs="Calibri"/>
+                <w:i/>
+                <w:color w:val="595959"/>
+              </w:rPr>
+              <w:t xml:space="preserve"> India</w:t>
+            </w:r>
           </w:p>
           <w:p>
             <w:pPr>
@@ -1279,7 +1292,7 @@
               <w:r>
                 <w:rPr>
                   <w:rFonts w:eastAsia="Calibri" w:cs="Calibri"/>
-                  <w:color w:val="1F3864"/>
+                  <w:color w:val="4472C4"/>
                   <w:szCs w:val="20"/>
                   <w:u w:val="single"/>
                 </w:rPr>
@@ -1290,7 +1303,7 @@
           <w:p>
             <w:pPr>
               <w:pBdr>
-                <w:bottom w:val="single" w:sz="6" w:space="1" w:color="1F3864"/>
+                <w:bottom w:val="single" w:sz="6" w:space="1" w:color="4472C4"/>
               </w:pBdr>
               <w:spacing w:before="200" w:after="80" w:line="240" w:lineRule="auto"/>
             </w:pPr>
@@ -1298,7 +1311,7 @@
               <w:rPr>
                 <w:rFonts w:eastAsia="Calibri" w:cs="Calibri"/>
                 <w:b/>
-                <w:color w:val="1F3864"/>
+                <w:color w:val="4472C4"/>
                 <w:sz w:val="24"/>
               </w:rPr>
               <w:t>SKILLS</w:t>
@@ -1321,7 +1334,7 @@
                 <w:rFonts w:eastAsia="Calibri" w:cs="Calibri"/>
                 <w:color w:val="000000"/>
               </w:rPr>
-              <w:t>Python (Expert), Java, TypeScript, JavaScript, SQL, C</w:t>
+              <w:t>Python (Expert)  ·  Java  ·  TypeScript  ·  JavaScript  ·  SQL  ·  C</w:t>
             </w:r>
           </w:p>
           <w:p>
@@ -1341,7 +1354,7 @@
                 <w:rFonts w:eastAsia="Calibri" w:cs="Calibri"/>
                 <w:color w:val="000000"/>
               </w:rPr>
-              <w:t>LLMs, RAG, Agentic Workflows, LangChain, LlamaIndex, Vector Databases, Fine-Tuning, QLoRA, SFT, PEFT, PyTorch, TensorFlow, Hugging Face, Scikit-Learn, Transformers, Prompt Engineering</w:t>
+              <w:t>LLMs  ·  RAG  ·  Agentic Workflows  ·  LangChain  ·  LlamaIndex  ·  Vector Databases  ·  Fine-Tuning  ·  QLoRA  ·  SFT  ·  PEFT  ·  PyTorch  ·  TensorFlow  ·  Hugging Face  ·  Scikit-Learn  ·  Transformers  ·  Prompt Engineering</w:t>
             </w:r>
           </w:p>
           <w:p>
@@ -1361,7 +1374,7 @@
                 <w:rFonts w:eastAsia="Calibri" w:cs="Calibri"/>
                 <w:color w:val="000000"/>
               </w:rPr>
-              <w:t>AWS Bedrock, PostgreSQL, pgvector, FastAPI, Unsloth, Llama 3, Spring AI, Flask</w:t>
+              <w:t>AWS Bedrock  ·  PostgreSQL  ·  pgvector  ·  FastAPI  ·  Unsloth  ·  Llama 3  ·  Spring AI  ·  Flask</w:t>
             </w:r>
           </w:p>
           <w:p>
@@ -1381,7 +1394,7 @@
                 <w:rFonts w:eastAsia="Calibri" w:cs="Calibri"/>
                 <w:color w:val="000000"/>
               </w:rPr>
-              <w:t>Guardrails, Zero-Trust, Intent Normalization, MCP, A2A, EU AI Act, Responsible AI, AI Safety</w:t>
+              <w:t>Guardrails  ·  Zero-Trust  ·  Intent Normalization  ·  MCP  ·  A2A  ·  EU AI Act  ·  Responsible AI  ·  AI Safety</w:t>
             </w:r>
           </w:p>
           <w:p>
@@ -1401,7 +1414,7 @@
                 <w:rFonts w:eastAsia="Calibri" w:cs="Calibri"/>
                 <w:color w:val="000000"/>
               </w:rPr>
-              <w:t>Spring Boot, React, Next.js, Node.js, Express, REST APIs, OAuth2, Prisma ORM, Stripe, Tailwind CSS, MERN</w:t>
+              <w:t>Spring Boot  ·  React  ·  Next.js  ·  Node.js  ·  Express  ·  REST APIs  ·  OAuth2  ·  Prisma ORM  ·  Stripe  ·  Tailwind CSS  ·  MERN</w:t>
             </w:r>
           </w:p>
           <w:p>
@@ -1421,7 +1434,7 @@
                 <w:rFonts w:eastAsia="Calibri" w:cs="Calibri"/>
                 <w:color w:val="000000"/>
               </w:rPr>
-              <w:t>AWS (certified), Docker, Kubernetes, CI/CD, GitHub Actions, Vercel, Neon, Git</w:t>
+              <w:t>AWS (certified)  ·  Docker  ·  Kubernetes  ·  CI/CD  ·  GitHub Actions  ·  Vercel  ·  Neon  ·  Git</w:t>
             </w:r>
           </w:p>
           <w:p>
@@ -1441,13 +1454,13 @@
                 <w:rFonts w:eastAsia="Calibri" w:cs="Calibri"/>
                 <w:color w:val="000000"/>
               </w:rPr>
-              <w:t>JUnit, Karate, pytest, Playwright, E2E, Unit &amp; Integration Testing</w:t>
+              <w:t>JUnit  ·  Karate  ·  pytest  ·  Playwright  ·  E2E  ·  Unit &amp; Integration Testing</w:t>
             </w:r>
           </w:p>
           <w:p>
             <w:pPr>
               <w:pBdr>
-                <w:bottom w:val="single" w:sz="6" w:space="1" w:color="1F3864"/>
+                <w:bottom w:val="single" w:sz="6" w:space="1" w:color="4472C4"/>
               </w:pBdr>
               <w:spacing w:before="200" w:after="80" w:line="240" w:lineRule="auto"/>
             </w:pPr>
@@ -1455,7 +1468,7 @@
               <w:rPr>
                 <w:rFonts w:eastAsia="Calibri" w:cs="Calibri"/>
                 <w:b/>
-                <w:color w:val="1F3864"/>
+                <w:color w:val="4472C4"/>
                 <w:sz w:val="24"/>
               </w:rPr>
               <w:t>LANGUAGES</w:t>
@@ -1470,25 +1483,7 @@
                 <w:rFonts w:eastAsia="Calibri" w:cs="Calibri"/>
                 <w:color w:val="000000"/>
               </w:rPr>
-              <w:t>German — B2 (</w:t>
-            </w:r>
-            <w:hyperlink r:id="rId19">
-              <w:r>
-                <w:rPr>
-                  <w:rFonts w:eastAsia="Calibri" w:cs="Calibri"/>
-                  <w:color w:val="1F3864"/>
-                  <w:szCs w:val="20"/>
-                  <w:u w:val="single"/>
-                </w:rPr>
-                <w:t>Goethe certified</w:t>
-              </w:r>
-            </w:hyperlink>
-            <w:r>
-              <w:rPr>
-                <w:rFonts w:eastAsia="Calibri" w:cs="Calibri"/>
-                <w:color w:val="000000"/>
-              </w:rPr>
-              <w:t>)</w:t>
+              <w:t>German — B2 (good working knowledge)</w:t>
             </w:r>
           </w:p>
           <w:p>
@@ -1506,7 +1501,7 @@
           <w:p>
             <w:pPr>
               <w:pBdr>
-                <w:bottom w:val="single" w:sz="6" w:space="1" w:color="1F3864"/>
+                <w:bottom w:val="single" w:sz="6" w:space="1" w:color="4472C4"/>
               </w:pBdr>
               <w:spacing w:before="1400" w:after="80" w:line="240" w:lineRule="auto"/>
             </w:pPr>
@@ -1514,7 +1509,7 @@
               <w:rPr>
                 <w:rFonts w:eastAsia="Calibri" w:cs="Calibri"/>
                 <w:b/>
-                <w:color w:val="1F3864"/>
+                <w:color w:val="4472C4"/>
                 <w:sz w:val="24"/>
               </w:rPr>
               <w:lastRenderedPageBreak/>
@@ -1533,11 +1528,11 @@
               </w:rPr>
               <w:t xml:space="preserve">• </w:t>
             </w:r>
-            <w:hyperlink r:id="rId20">
+            <w:hyperlink r:id="rId19">
               <w:r>
                 <w:rPr>
                   <w:rFonts w:eastAsia="Calibri" w:cs="Calibri"/>
-                  <w:color w:val="1F3864"/>
+                  <w:color w:val="4472C4"/>
                   <w:szCs w:val="20"/>
                   <w:u w:val="single"/>
                 </w:rPr>
@@ -1557,11 +1552,11 @@
               </w:rPr>
               <w:t xml:space="preserve">• </w:t>
             </w:r>
-            <w:hyperlink r:id="rId21">
+            <w:hyperlink r:id="rId20">
               <w:r>
                 <w:rPr>
                   <w:rFonts w:eastAsia="Calibri" w:cs="Calibri"/>
-                  <w:color w:val="1F3864"/>
+                  <w:color w:val="4472C4"/>
                   <w:szCs w:val="20"/>
                   <w:u w:val="single"/>
                 </w:rPr>
@@ -1572,7 +1567,7 @@
           <w:p>
             <w:pPr>
               <w:pBdr>
-                <w:bottom w:val="single" w:sz="6" w:space="1" w:color="1F3864"/>
+                <w:bottom w:val="single" w:sz="6" w:space="1" w:color="4472C4"/>
               </w:pBdr>
               <w:spacing w:before="200" w:after="80" w:line="240" w:lineRule="auto"/>
             </w:pPr>
@@ -1580,7 +1575,7 @@
               <w:rPr>
                 <w:rFonts w:eastAsia="Calibri" w:cs="Calibri"/>
                 <w:b/>
-                <w:color w:val="1F3864"/>
+                <w:color w:val="4472C4"/>
                 <w:sz w:val="24"/>
               </w:rPr>
               <w:t>INTERPERSONAL SKILLS</w:t>
@@ -1609,7 +1604,7 @@
                 <w:rFonts w:eastAsia="Calibri" w:cs="Calibri"/>
                 <w:color w:val="000000"/>
               </w:rPr>
-              <w:t>• Team leadership (SIH, 2nd place)</w:t>
+              <w:t>• Team leadership (Hackathon, 2nd place)</w:t>
             </w:r>
           </w:p>
           <w:p>
@@ -1651,6 +1646,127 @@
               <w:t>• Ownership &amp; self-direction</w:t>
             </w:r>
           </w:p>
+          <w:p>
+            <w:pPr>
+              <w:pBdr>
+                <w:bottom w:val="single" w:sz="6" w:space="1" w:color="4472C4"/>
+              </w:pBdr>
+              <w:spacing w:before="200" w:after="80" w:line="240" w:lineRule="auto"/>
+            </w:pPr>
+            <w:r>
+              <w:rPr>
+                <w:rFonts w:eastAsia="Calibri" w:cs="Calibri"/>
+                <w:b/>
+                <w:color w:val="4472C4"/>
+                <w:sz w:val="24"/>
+              </w:rPr>
+              <w:t>CORE COMPETENCIES</w:t>
+            </w:r>
+          </w:p>
+          <w:p>
+            <w:pPr>
+              <w:spacing w:after="60" w:line="300" w:lineRule="auto"/>
+              <w:ind w:left="216" w:hanging="216"/>
+            </w:pPr>
+            <w:r>
+              <w:rPr>
+                <w:rFonts w:eastAsia="Calibri" w:cs="Calibri"/>
+                <w:color w:val="000000"/>
+              </w:rPr>
+              <w:t>• LLMs, RAG, Agentic Systems</w:t>
+            </w:r>
+          </w:p>
+          <w:p>
+            <w:pPr>
+              <w:spacing w:after="60" w:line="300" w:lineRule="auto"/>
+              <w:ind w:left="216" w:hanging="216"/>
+            </w:pPr>
+            <w:r>
+              <w:rPr>
+                <w:rFonts w:eastAsia="Calibri" w:cs="Calibri"/>
+                <w:color w:val="000000"/>
+              </w:rPr>
+              <w:t>• Prompt Engineering &amp; Fine-Tuning (QLoRA, PEFT)</w:t>
+            </w:r>
+          </w:p>
+          <w:p>
+            <w:pPr>
+              <w:spacing w:after="60" w:line="300" w:lineRule="auto"/>
+              <w:ind w:left="216" w:hanging="216"/>
+            </w:pPr>
+            <w:r>
+              <w:rPr>
+                <w:rFonts w:eastAsia="Calibri" w:cs="Calibri"/>
+                <w:color w:val="000000"/>
+              </w:rPr>
+              <w:t>• LangChain, LlamaIndex</w:t>
+            </w:r>
+          </w:p>
+          <w:p>
+            <w:pPr>
+              <w:spacing w:after="60" w:line="300" w:lineRule="auto"/>
+              <w:ind w:left="216" w:hanging="216"/>
+            </w:pPr>
+            <w:r>
+              <w:rPr>
+                <w:rFonts w:eastAsia="Calibri" w:cs="Calibri"/>
+                <w:color w:val="000000"/>
+              </w:rPr>
+              <w:t>• AI Backend (FastAPI, Python)</w:t>
+            </w:r>
+          </w:p>
+          <w:p>
+            <w:pPr>
+              <w:spacing w:after="60" w:line="300" w:lineRule="auto"/>
+              <w:ind w:left="216" w:hanging="216"/>
+            </w:pPr>
+            <w:r>
+              <w:rPr>
+                <w:rFonts w:eastAsia="Calibri" w:cs="Calibri"/>
+                <w:color w:val="000000"/>
+              </w:rPr>
+              <w:t>• Vector DBs (pgvector, PostgreSQL)</w:t>
+            </w:r>
+          </w:p>
+          <w:p>
+            <w:pPr>
+              <w:spacing w:after="60" w:line="300" w:lineRule="auto"/>
+              <w:ind w:left="216" w:hanging="216"/>
+            </w:pPr>
+            <w:r>
+              <w:rPr>
+                <w:rFonts w:eastAsia="Calibri" w:cs="Calibri"/>
+                <w:color w:val="000000"/>
+              </w:rPr>
+              <w:t>• Cloud (AWS Bedrock)</w:t>
+            </w:r>
+          </w:p>
+          <w:p>
+            <w:pPr>
+              <w:spacing w:after="60" w:line="300" w:lineRule="auto"/>
+              <w:ind w:left="216" w:hanging="216"/>
+            </w:pPr>
+            <w:r>
+              <w:rPr>
+                <w:rFonts w:eastAsia="Calibri" w:cs="Calibri"/>
+                <w:color w:val="000000"/>
+              </w:rPr>
+              <w:t>• CI/CD, Docker, Kubernetes</w:t>
+            </w:r>
+          </w:p>
+          <w:p>
+            <w:pPr>
+              <w:spacing w:after="60" w:line="300" w:lineRule="auto"/>
+              <w:ind w:left="216" w:hanging="216"/>
+            </w:pPr>
+            <w:r>
+              <w:rPr>
+                <w:rFonts w:eastAsia="Calibri" w:cs="Calibri"/>
+                <w:color w:val="000000"/>
+              </w:rPr>
+              <w:t>• AI Security &amp; Guardrails (EU AI Act)</w:t>
+            </w:r>
+          </w:p>
         </w:tc>
       </w:tr>
     </w:tbl>
@@ -1678,7 +1794,7 @@
                     <pic:cNvPicPr/>
                   </pic:nvPicPr>
                   <pic:blipFill>
-                    <a:blip r:embed="rId22"/>
+                    <a:blip r:embed="rId21"/>
                     <a:stretch>
                       <a:fillRect/>
                     </a:stretch>
@@ -1752,7 +1868,7 @@
     <w:lvl w:ilvl="0">
       <w:start w:val="1"/>
       <w:numFmt w:val="decimal"/>
-      <w:pStyle w:val="ListNumber3"/>
+      <w:pStyle w:val="Listennummer3"/>
       <w:lvlText w:val="%1."/>
       <w:lvlJc w:val="left"/>
       <w:pPr>
@@ -1770,7 +1886,7 @@
     <w:lvl w:ilvl="0">
       <w:start w:val="1"/>
       <w:numFmt w:val="decimal"/>
-      <w:pStyle w:val="ListNumber2"/>
+      <w:pStyle w:val="Listennummer2"/>
       <w:lvlText w:val="%1."/>
       <w:lvlJc w:val="left"/>
       <w:pPr>
@@ -1808,7 +1924,7 @@
     <w:lvl w:ilvl="0">
       <w:start w:val="1"/>
       <w:numFmt w:val="bullet"/>
-      <w:pStyle w:val="ListBullet3"/>
+      <w:pStyle w:val="Aufzhlungszeichen3"/>
       <w:lvlText w:val=""/>
       <w:lvlJc w:val="left"/>
       <w:pPr>
@@ -1829,7 +1945,7 @@
     <w:lvl w:ilvl="0">
       <w:start w:val="1"/>
       <w:numFmt w:val="bullet"/>
-      <w:pStyle w:val="ListBullet2"/>
+      <w:pStyle w:val="Aufzhlungszeichen2"/>
       <w:lvlText w:val=""/>
       <w:lvlJc w:val="left"/>
       <w:pPr>
@@ -1850,7 +1966,7 @@
     <w:lvl w:ilvl="0">
       <w:start w:val="1"/>
       <w:numFmt w:val="decimal"/>
-      <w:pStyle w:val="ListNumber"/>
+      <w:pStyle w:val="Listennummer"/>
       <w:lvlText w:val="%1."/>
       <w:lvlJc w:val="left"/>
       <w:pPr>
@@ -1868,7 +1984,7 @@
     <w:lvl w:ilvl="0">
       <w:start w:val="1"/>
       <w:numFmt w:val="bullet"/>
-      <w:pStyle w:val="ListBullet"/>
+      <w:pStyle w:val="Aufzhlungszeichen"/>
       <w:lvlText w:val=""/>
       <w:lvlJc w:val="left"/>
       <w:pPr>
@@ -2298,7 +2414,7 @@
     <w:lsdException w:name="Unresolved Mention" w:semiHidden="1" w:unhideWhenUsed="1"/>
     <w:lsdException w:name="Smart Link" w:semiHidden="1" w:unhideWhenUsed="1"/>
   </w:latentStyles>
-  <w:style w:type="paragraph" w:default="1" w:styleId="Normal">
+  <w:style w:type="paragraph" w:default="1" w:styleId="Standard">
     <w:name w:val="Normal"/>
     <w:qFormat/>
     <w:rsid w:val="00FC693F"/>
@@ -2307,11 +2423,11 @@
       <w:sz w:val="20"/>
     </w:rPr>
   </w:style>
-  <w:style w:type="paragraph" w:styleId="Heading1">
+  <w:style w:type="paragraph" w:styleId="berschrift1">
     <w:name w:val="heading 1"/>
-    <w:basedOn w:val="Normal"/>
-    <w:next w:val="Normal"/>
-    <w:link w:val="Heading1Char"/>
+    <w:basedOn w:val="Standard"/>
+    <w:next w:val="Standard"/>
+    <w:link w:val="berschrift1Zchn"/>
     <w:uiPriority w:val="9"/>
     <w:qFormat/>
     <w:rsid w:val="00FC693F"/>
@@ -2330,11 +2446,11 @@
       <w:szCs w:val="28"/>
     </w:rPr>
   </w:style>
-  <w:style w:type="paragraph" w:styleId="Heading2">
+  <w:style w:type="paragraph" w:styleId="berschrift2">
     <w:name w:val="heading 2"/>
-    <w:basedOn w:val="Normal"/>
-    <w:next w:val="Normal"/>
-    <w:link w:val="Heading2Char"/>
+    <w:basedOn w:val="Standard"/>
+    <w:next w:val="Standard"/>
+    <w:link w:val="berschrift2Zchn"/>
     <w:uiPriority w:val="9"/>
     <w:unhideWhenUsed/>
     <w:qFormat/>
@@ -2354,11 +2470,11 @@
       <w:szCs w:val="26"/>
     </w:rPr>
   </w:style>
-  <w:style w:type="paragraph" w:styleId="Heading3">
+  <w:style w:type="paragraph" w:styleId="berschrift3">
     <w:name w:val="heading 3"/>
-    <w:basedOn w:val="Normal"/>
-    <w:next w:val="Normal"/>
-    <w:link w:val="Heading3Char"/>
+    <w:basedOn w:val="Standard"/>
+    <w:next w:val="Standard"/>
+    <w:link w:val="berschrift3Zchn"/>
     <w:uiPriority w:val="9"/>
     <w:unhideWhenUsed/>
     <w:qFormat/>
@@ -2376,11 +2492,11 @@
       <w:color w:val="4F81BD" w:themeColor="accent1"/>
     </w:rPr>
   </w:style>
-  <w:style w:type="paragraph" w:styleId="Heading4">
+  <w:style w:type="paragraph" w:styleId="berschrift4">
     <w:name w:val="heading 4"/>
-    <w:basedOn w:val="Normal"/>
-    <w:next w:val="Normal"/>
-    <w:link w:val="Heading4Char"/>
+    <w:basedOn w:val="Standard"/>
+    <w:next w:val="Standard"/>
+    <w:link w:val="berschrift4Zchn"/>
     <w:uiPriority w:val="9"/>
     <w:semiHidden/>
     <w:unhideWhenUsed/>
@@ -2401,11 +2517,11 @@
       <w:color w:val="4F81BD" w:themeColor="accent1"/>
     </w:rPr>
   </w:style>
-  <w:style w:type="paragraph" w:styleId="Heading5">
+  <w:style w:type="paragraph" w:styleId="berschrift5">
     <w:name w:val="heading 5"/>
-    <w:basedOn w:val="Normal"/>
-    <w:next w:val="Normal"/>
-    <w:link w:val="Heading5Char"/>
+    <w:basedOn w:val="Standard"/>
+    <w:next w:val="Standard"/>
+    <w:link w:val="berschrift5Zchn"/>
     <w:uiPriority w:val="9"/>
     <w:semiHidden/>
     <w:unhideWhenUsed/>
@@ -2422,11 +2538,11 @@
       <w:color w:val="243F60" w:themeColor="accent1" w:themeShade="7F"/>
     </w:rPr>
   </w:style>
-  <w:style w:type="paragraph" w:styleId="Heading6">
+  <w:style w:type="paragraph" w:styleId="berschrift6">
     <w:name w:val="heading 6"/>
-    <w:basedOn w:val="Normal"/>
-    <w:next w:val="Normal"/>
-    <w:link w:val="Heading6Char"/>
+    <w:basedOn w:val="Standard"/>
+    <w:next w:val="Standard"/>
+    <w:link w:val="berschrift6Zchn"/>
     <w:uiPriority w:val="9"/>
     <w:semiHidden/>
     <w:unhideWhenUsed/>
@@ -2445,11 +2561,11 @@
       <w:color w:val="243F60" w:themeColor="accent1" w:themeShade="7F"/>
     </w:rPr>
   </w:style>
-  <w:style w:type="paragraph" w:styleId="Heading7">
+  <w:style w:type="paragraph" w:styleId="berschrift7">
     <w:name w:val="heading 7"/>
-    <w:basedOn w:val="Normal"/>
-    <w:next w:val="Normal"/>
-    <w:link w:val="Heading7Char"/>
+    <w:basedOn w:val="Standard"/>
+    <w:next w:val="Standard"/>
+    <w:link w:val="berschrift7Zchn"/>
     <w:uiPriority w:val="9"/>
     <w:semiHidden/>
     <w:unhideWhenUsed/>
@@ -2468,11 +2584,11 @@
       <w:color w:val="404040" w:themeColor="text1" w:themeTint="BF"/>
     </w:rPr>
   </w:style>
-  <w:style w:type="paragraph" w:styleId="Heading8">
+  <w:style w:type="paragraph" w:styleId="berschrift8">
     <w:name w:val="heading 8"/>
-    <w:basedOn w:val="Normal"/>
-    <w:next w:val="Normal"/>
-    <w:link w:val="Heading8Char"/>
+    <w:basedOn w:val="Standard"/>
+    <w:next w:val="Standard"/>
+    <w:link w:val="berschrift8Zchn"/>
     <w:uiPriority w:val="9"/>
     <w:semiHidden/>
     <w:unhideWhenUsed/>
@@ -2490,11 +2606,11 @@
       <w:szCs w:val="20"/>
     </w:rPr>
   </w:style>
-  <w:style w:type="paragraph" w:styleId="Heading9">
+  <w:style w:type="paragraph" w:styleId="berschrift9">
     <w:name w:val="heading 9"/>
-    <w:basedOn w:val="Normal"/>
-    <w:next w:val="Normal"/>
-    <w:link w:val="Heading9Char"/>
+    <w:basedOn w:val="Standard"/>
+    <w:next w:val="Standard"/>
+    <w:link w:val="berschrift9Zchn"/>
     <w:uiPriority w:val="9"/>
     <w:semiHidden/>
     <w:unhideWhenUsed/>
@@ -2514,13 +2630,13 @@
       <w:szCs w:val="20"/>
     </w:rPr>
   </w:style>
-  <w:style w:type="character" w:default="1" w:styleId="DefaultParagraphFont">
+  <w:style w:type="character" w:default="1" w:styleId="Absatz-Standardschriftart">
     <w:name w:val="Default Paragraph Font"/>
     <w:uiPriority w:val="1"/>
     <w:semiHidden/>
     <w:unhideWhenUsed/>
   </w:style>
-  <w:style w:type="table" w:default="1" w:styleId="TableNormal">
+  <w:style w:type="table" w:default="1" w:styleId="NormaleTabelle">
     <w:name w:val="Normal Table"/>
     <w:uiPriority w:val="99"/>
     <w:semiHidden/>
@@ -2535,16 +2651,16 @@
       </w:tblCellMar>
     </w:tblPr>
   </w:style>
-  <w:style w:type="numbering" w:default="1" w:styleId="NoList">
+  <w:style w:type="numbering" w:default="1" w:styleId="KeineListe">
     <w:name w:val="No List"/>
     <w:uiPriority w:val="99"/>
     <w:semiHidden/>
     <w:unhideWhenUsed/>
   </w:style>
-  <w:style w:type="paragraph" w:styleId="Header">
+  <w:style w:type="paragraph" w:styleId="Kopfzeile">
     <w:name w:val="header"/>
-    <w:basedOn w:val="Normal"/>
-    <w:link w:val="HeaderChar"/>
+    <w:basedOn w:val="Standard"/>
+    <w:link w:val="KopfzeileZchn"/>
     <w:uiPriority w:val="99"/>
     <w:unhideWhenUsed/>
     <w:rsid w:val="00E618BF"/>
@@ -2556,17 +2672,17 @@
       <w:spacing w:after="0" w:line="240" w:lineRule="auto"/>
     </w:pPr>
   </w:style>
-  <w:style w:type="character" w:customStyle="1" w:styleId="HeaderChar">
-    <w:name w:val="Header Char"/>
-    <w:basedOn w:val="DefaultParagraphFont"/>
-    <w:link w:val="Header"/>
+  <w:style w:type="character" w:customStyle="1" w:styleId="KopfzeileZchn">
+    <w:name w:val="Kopfzeile Zchn"/>
+    <w:basedOn w:val="Absatz-Standardschriftart"/>
+    <w:link w:val="Kopfzeile"/>
     <w:uiPriority w:val="99"/>
     <w:rsid w:val="00E618BF"/>
   </w:style>
-  <w:style w:type="paragraph" w:styleId="Footer">
+  <w:style w:type="paragraph" w:styleId="Fuzeile">
     <w:name w:val="footer"/>
-    <w:basedOn w:val="Normal"/>
-    <w:link w:val="FooterChar"/>
+    <w:basedOn w:val="Standard"/>
+    <w:link w:val="FuzeileZchn"/>
     <w:uiPriority w:val="99"/>
     <w:unhideWhenUsed/>
     <w:rsid w:val="00E618BF"/>
@@ -2578,14 +2694,14 @@
       <w:spacing w:after="0" w:line="240" w:lineRule="auto"/>
     </w:pPr>
   </w:style>
-  <w:style w:type="character" w:customStyle="1" w:styleId="FooterChar">
-    <w:name w:val="Footer Char"/>
-    <w:basedOn w:val="DefaultParagraphFont"/>
-    <w:link w:val="Footer"/>
+  <w:style w:type="character" w:customStyle="1" w:styleId="FuzeileZchn">
+    <w:name w:val="Fußzeile Zchn"/>
+    <w:basedOn w:val="Absatz-Standardschriftart"/>
+    <w:link w:val="Fuzeile"/>
     <w:uiPriority w:val="99"/>
     <w:rsid w:val="00E618BF"/>
   </w:style>
-  <w:style w:type="paragraph" w:styleId="NoSpacing">
+  <w:style w:type="paragraph" w:styleId="KeinLeerraum">
     <w:name w:val="No Spacing"/>
     <w:uiPriority w:val="1"/>
     <w:qFormat/>
@@ -2594,10 +2710,10 @@
       <w:spacing w:after="0" w:line="240" w:lineRule="auto"/>
     </w:pPr>
   </w:style>
-  <w:style w:type="character" w:customStyle="1" w:styleId="Heading1Char">
-    <w:name w:val="Heading 1 Char"/>
-    <w:basedOn w:val="DefaultParagraphFont"/>
-    <w:link w:val="Heading1"/>
+  <w:style w:type="character" w:customStyle="1" w:styleId="berschrift1Zchn">
+    <w:name w:val="Überschrift 1 Zchn"/>
+    <w:basedOn w:val="Absatz-Standardschriftart"/>
+    <w:link w:val="berschrift1"/>
     <w:uiPriority w:val="9"/>
     <w:rsid w:val="00FC693F"/>
     <w:rPr>
@@ -2609,10 +2725,10 @@
       <w:szCs w:val="28"/>
     </w:rPr>
   </w:style>
-  <w:style w:type="character" w:customStyle="1" w:styleId="Heading2Char">
-    <w:name w:val="Heading 2 Char"/>
-    <w:basedOn w:val="DefaultParagraphFont"/>
-    <w:link w:val="Heading2"/>
+  <w:style w:type="character" w:customStyle="1" w:styleId="berschrift2Zchn">
+    <w:name w:val="Überschrift 2 Zchn"/>
+    <w:basedOn w:val="Absatz-Standardschriftart"/>
+    <w:link w:val="berschrift2"/>
     <w:uiPriority w:val="9"/>
     <w:rsid w:val="00FC693F"/>
     <w:rPr>
@@ -2624,10 +2740,10 @@
       <w:szCs w:val="26"/>
     </w:rPr>
   </w:style>
-  <w:style w:type="character" w:customStyle="1" w:styleId="Heading3Char">
-    <w:name w:val="Heading 3 Char"/>
-    <w:basedOn w:val="DefaultParagraphFont"/>
-    <w:link w:val="Heading3"/>
+  <w:style w:type="character" w:customStyle="1" w:styleId="berschrift3Zchn">
+    <w:name w:val="Überschrift 3 Zchn"/>
+    <w:basedOn w:val="Absatz-Standardschriftart"/>
+    <w:link w:val="berschrift3"/>
     <w:uiPriority w:val="9"/>
     <w:rsid w:val="00FC693F"/>
     <w:rPr>
@@ -2637,11 +2753,11 @@
       <w:color w:val="4F81BD" w:themeColor="accent1"/>
     </w:rPr>
   </w:style>
-  <w:style w:type="paragraph" w:styleId="Title">
+  <w:style w:type="paragraph" w:styleId="Titel">
     <w:name w:val="Title"/>
-    <w:basedOn w:val="Normal"/>
-    <w:next w:val="Normal"/>
-    <w:link w:val="TitleChar"/>
+    <w:basedOn w:val="Standard"/>
+    <w:next w:val="Standard"/>
+    <w:link w:val="TitelZchn"/>
     <w:uiPriority w:val="10"/>
     <w:qFormat/>
     <w:rsid w:val="00FC693F"/>
@@ -2661,10 +2777,10 @@
       <w:szCs w:val="52"/>
     </w:rPr>
   </w:style>
-  <w:style w:type="character" w:customStyle="1" w:styleId="TitleChar">
-    <w:name w:val="Title Char"/>
-    <w:basedOn w:val="DefaultParagraphFont"/>
-    <w:link w:val="Title"/>
+  <w:style w:type="character" w:customStyle="1" w:styleId="TitelZchn">
+    <w:name w:val="Titel Zchn"/>
+    <w:basedOn w:val="Absatz-Standardschriftart"/>
+    <w:link w:val="Titel"/>
     <w:uiPriority w:val="10"/>
     <w:rsid w:val="00FC693F"/>
     <w:rPr>
@@ -2676,11 +2792,11 @@
       <w:szCs w:val="52"/>
     </w:rPr>
   </w:style>
-  <w:style w:type="paragraph" w:styleId="Subtitle">
+  <w:style w:type="paragraph" w:styleId="Untertitel">
     <w:name w:val="Subtitle"/>
-    <w:basedOn w:val="Normal"/>
-    <w:next w:val="Normal"/>
-    <w:link w:val="SubtitleChar"/>
+    <w:basedOn w:val="Standard"/>
+    <w:next w:val="Standard"/>
+    <w:link w:val="UntertitelZchn"/>
     <w:uiPriority w:val="11"/>
     <w:qFormat/>
     <w:rsid w:val="00FC693F"/>
@@ -2699,10 +2815,10 @@
       <w:szCs w:val="24"/>
     </w:rPr>
   </w:style>
-  <w:style w:type="character" w:customStyle="1" w:styleId="SubtitleChar">
-    <w:name w:val="Subtitle Char"/>
-    <w:basedOn w:val="DefaultParagraphFont"/>
-    <w:link w:val="Subtitle"/>
+  <w:style w:type="character" w:customStyle="1" w:styleId="UntertitelZchn">
+    <w:name w:val="Untertitel Zchn"/>
+    <w:basedOn w:val="Absatz-Standardschriftart"/>
+    <w:link w:val="Untertitel"/>
     <w:uiPriority w:val="11"/>
     <w:rsid w:val="00FC693F"/>
     <w:rPr>
@@ -2715,9 +2831,9 @@
       <w:szCs w:val="24"/>
     </w:rPr>
   </w:style>
-  <w:style w:type="paragraph" w:styleId="ListParagraph">
+  <w:style w:type="paragraph" w:styleId="Listenabsatz">
     <w:name w:val="List Paragraph"/>
-    <w:basedOn w:val="Normal"/>
+    <w:basedOn w:val="Standard"/>
     <w:uiPriority w:val="34"/>
     <w:qFormat/>
     <w:rsid w:val="00FC693F"/>
@@ -2726,10 +2842,10 @@
       <w:contextualSpacing/>
     </w:pPr>
   </w:style>
-  <w:style w:type="paragraph" w:styleId="BodyText">
+  <w:style w:type="paragraph" w:styleId="Textkrper">
     <w:name w:val="Body Text"/>
-    <w:basedOn w:val="Normal"/>
-    <w:link w:val="BodyTextChar"/>
+    <w:basedOn w:val="Standard"/>
+    <w:link w:val="TextkrperZchn"/>
     <w:uiPriority w:val="99"/>
     <w:unhideWhenUsed/>
     <w:rsid w:val="00AA1D8D"/>
@@ -2737,17 +2853,17 @@
       <w:spacing w:after="120"/>
     </w:pPr>
   </w:style>
-  <w:style w:type="character" w:customStyle="1" w:styleId="BodyTextChar">
-    <w:name w:val="Body Text Char"/>
-    <w:basedOn w:val="DefaultParagraphFont"/>
-    <w:link w:val="BodyText"/>
+  <w:style w:type="character" w:customStyle="1" w:styleId="TextkrperZchn">
+    <w:name w:val="Textkörper Zchn"/>
+    <w:basedOn w:val="Absatz-Standardschriftart"/>
+    <w:link w:val="Textkrper"/>
     <w:uiPriority w:val="99"/>
     <w:rsid w:val="00AA1D8D"/>
   </w:style>
-  <w:style w:type="paragraph" w:styleId="BodyText2">
+  <w:style w:type="paragraph" w:styleId="Textkrper2">
     <w:name w:val="Body Text 2"/>
-    <w:basedOn w:val="Normal"/>
-    <w:link w:val="BodyText2Char"/>
+    <w:basedOn w:val="Standard"/>
+    <w:link w:val="Textkrper2Zchn"/>
     <w:uiPriority w:val="99"/>
     <w:unhideWhenUsed/>
     <w:rsid w:val="00AA1D8D"/>
@@ -2755,17 +2871,17 @@
       <w:spacing w:after="120" w:line="480" w:lineRule="auto"/>
     </w:pPr>
   </w:style>
-  <w:style w:type="character" w:customStyle="1" w:styleId="BodyText2Char">
-    <w:name w:val="Body Text 2 Char"/>
-    <w:basedOn w:val="DefaultParagraphFont"/>
-    <w:link w:val="BodyText2"/>
+  <w:style w:type="character" w:customStyle="1" w:styleId="Textkrper2Zchn">
+    <w:name w:val="Textkörper 2 Zchn"/>
+    <w:basedOn w:val="Absatz-Standardschriftart"/>
+    <w:link w:val="Textkrper2"/>
     <w:uiPriority w:val="99"/>
     <w:rsid w:val="00AA1D8D"/>
   </w:style>
-  <w:style w:type="paragraph" w:styleId="BodyText3">
+  <w:style w:type="paragraph" w:styleId="Textkrper3">
     <w:name w:val="Body Text 3"/>
-    <w:basedOn w:val="Normal"/>
-    <w:link w:val="BodyText3Char"/>
+    <w:basedOn w:val="Standard"/>
+    <w:link w:val="Textkrper3Zchn"/>
     <w:uiPriority w:val="99"/>
     <w:unhideWhenUsed/>
     <w:rsid w:val="00AA1D8D"/>
@@ -2777,10 +2893,10 @@
       <w:szCs w:val="16"/>
     </w:rPr>
   </w:style>
-  <w:style w:type="character" w:customStyle="1" w:styleId="BodyText3Char">
-    <w:name w:val="Body Text 3 Char"/>
-    <w:basedOn w:val="DefaultParagraphFont"/>
-    <w:link w:val="BodyText3"/>
+  <w:style w:type="character" w:customStyle="1" w:styleId="Textkrper3Zchn">
+    <w:name w:val="Textkörper 3 Zchn"/>
+    <w:basedOn w:val="Absatz-Standardschriftart"/>
+    <w:link w:val="Textkrper3"/>
     <w:uiPriority w:val="99"/>
     <w:rsid w:val="00AA1D8D"/>
     <w:rPr>
@@ -2788,9 +2904,9 @@
       <w:szCs w:val="16"/>
     </w:rPr>
   </w:style>
-  <w:style w:type="paragraph" w:styleId="List">
+  <w:style w:type="paragraph" w:styleId="Liste">
     <w:name w:val="List"/>
-    <w:basedOn w:val="Normal"/>
+    <w:basedOn w:val="Standard"/>
     <w:uiPriority w:val="99"/>
     <w:unhideWhenUsed/>
     <w:rsid w:val="00AA1D8D"/>
@@ -2799,9 +2915,9 @@
       <w:contextualSpacing/>
     </w:pPr>
   </w:style>
-  <w:style w:type="paragraph" w:styleId="List2">
+  <w:style w:type="paragraph" w:styleId="Liste2">
     <w:name w:val="List 2"/>
-    <w:basedOn w:val="Normal"/>
+    <w:basedOn w:val="Standard"/>
     <w:uiPriority w:val="99"/>
     <w:unhideWhenUsed/>
     <w:rsid w:val="00326F90"/>
@@ -2810,9 +2926,9 @@
       <w:contextualSpacing/>
     </w:pPr>
   </w:style>
-  <w:style w:type="paragraph" w:styleId="List3">
+  <w:style w:type="paragraph" w:styleId="Liste3">
     <w:name w:val="List 3"/>
-    <w:basedOn w:val="Normal"/>
+    <w:basedOn w:val="Standard"/>
     <w:uiPriority w:val="99"/>
     <w:unhideWhenUsed/>
     <w:rsid w:val="00326F90"/>
@@ -2821,9 +2937,9 @@
       <w:contextualSpacing/>
     </w:pPr>
   </w:style>
-  <w:style w:type="paragraph" w:styleId="ListBullet">
+  <w:style w:type="paragraph" w:styleId="Aufzhlungszeichen">
     <w:name w:val="List Bullet"/>
-    <w:basedOn w:val="Normal"/>
+    <w:basedOn w:val="Standard"/>
     <w:uiPriority w:val="99"/>
     <w:unhideWhenUsed/>
     <w:rsid w:val="00326F90"/>
@@ -2834,9 +2950,9 @@
       <w:contextualSpacing/>
     </w:pPr>
   </w:style>
-  <w:style w:type="paragraph" w:styleId="ListBullet2">
+  <w:style w:type="paragraph" w:styleId="Aufzhlungszeichen2">
     <w:name w:val="List Bullet 2"/>
-    <w:basedOn w:val="Normal"/>
+    <w:basedOn w:val="Standard"/>
     <w:uiPriority w:val="99"/>
     <w:unhideWhenUsed/>
     <w:rsid w:val="00326F90"/>
@@ -2847,9 +2963,9 @@
       <w:contextualSpacing/>
     </w:pPr>
   </w:style>
-  <w:style w:type="paragraph" w:styleId="ListBullet3">
+  <w:style w:type="paragraph" w:styleId="Aufzhlungszeichen3">
     <w:name w:val="List Bullet 3"/>
-    <w:basedOn w:val="Normal"/>
+    <w:basedOn w:val="Standard"/>
     <w:uiPriority w:val="99"/>
     <w:unhideWhenUsed/>
     <w:rsid w:val="00326F90"/>
@@ -2860,9 +2976,9 @@
       <w:contextualSpacing/>
     </w:pPr>
   </w:style>
-  <w:style w:type="paragraph" w:styleId="ListNumber">
+  <w:style w:type="paragraph" w:styleId="Listennummer">
     <w:name w:val="List Number"/>
-    <w:basedOn w:val="Normal"/>
+    <w:basedOn w:val="Standard"/>
     <w:uiPriority w:val="99"/>
     <w:unhideWhenUsed/>
     <w:rsid w:val="00326F90"/>
@@ -2873,9 +2989,9 @@
       <w:contextualSpacing/>
     </w:pPr>
   </w:style>
-  <w:style w:type="paragraph" w:styleId="ListNumber2">
+  <w:style w:type="paragraph" w:styleId="Listennummer2">
     <w:name w:val="List Number 2"/>
-    <w:basedOn w:val="Normal"/>
+    <w:basedOn w:val="Standard"/>
     <w:uiPriority w:val="99"/>
     <w:unhideWhenUsed/>
     <w:rsid w:val="0029639D"/>
@@ -2886,9 +3002,9 @@
       <w:contextualSpacing/>
     </w:pPr>
   </w:style>
-  <w:style w:type="paragraph" w:styleId="ListNumber3">
+  <w:style w:type="paragraph" w:styleId="Listennummer3">
     <w:name w:val="List Number 3"/>
-    <w:basedOn w:val="Normal"/>
+    <w:basedOn w:val="Standard"/>
     <w:uiPriority w:val="99"/>
     <w:unhideWhenUsed/>
     <w:rsid w:val="0029639D"/>
@@ -2899,9 +3015,9 @@
       <w:contextualSpacing/>
     </w:pPr>
   </w:style>
-  <w:style w:type="paragraph" w:styleId="ListContinue">
+  <w:style w:type="paragraph" w:styleId="Listenfortsetzung">
     <w:name w:val="List Continue"/>
-    <w:basedOn w:val="Normal"/>
+    <w:basedOn w:val="Standard"/>
     <w:uiPriority w:val="99"/>
     <w:unhideWhenUsed/>
     <w:rsid w:val="0029639D"/>
@@ -2911,9 +3027,9 @@
       <w:contextualSpacing/>
     </w:pPr>
   </w:style>
-  <w:style w:type="paragraph" w:styleId="ListContinue2">
+  <w:style w:type="paragraph" w:styleId="Listenfortsetzung2">
     <w:name w:val="List Continue 2"/>
-    <w:basedOn w:val="Normal"/>
+    <w:basedOn w:val="Standard"/>
     <w:uiPriority w:val="99"/>
     <w:unhideWhenUsed/>
     <w:rsid w:val="0029639D"/>
@@ -2923,9 +3039,9 @@
       <w:contextualSpacing/>
     </w:pPr>
   </w:style>
-  <w:style w:type="paragraph" w:styleId="ListContinue3">
+  <w:style w:type="paragraph" w:styleId="Listenfortsetzung3">
     <w:name w:val="List Continue 3"/>
-    <w:basedOn w:val="Normal"/>
+    <w:basedOn w:val="Standard"/>
     <w:uiPriority w:val="99"/>
     <w:unhideWhenUsed/>
     <w:rsid w:val="0029639D"/>
@@ -2935,9 +3051,9 @@
       <w:contextualSpacing/>
     </w:pPr>
   </w:style>
-  <w:style w:type="paragraph" w:styleId="MacroText">
+  <w:style w:type="paragraph" w:styleId="Makrotext">
     <w:name w:val="macro"/>
-    <w:link w:val="MacroTextChar"/>
+    <w:link w:val="MakrotextZchn"/>
     <w:uiPriority w:val="99"/>
     <w:unhideWhenUsed/>
     <w:rsid w:val="0029639D"/>
@@ -2958,10 +3074,10 @@
       <w:szCs w:val="20"/>
     </w:rPr>
   </w:style>
-  <w:style w:type="character" w:customStyle="1" w:styleId="MacroTextChar">
-    <w:name w:val="Macro Text Char"/>
-    <w:basedOn w:val="DefaultParagraphFont"/>
-    <w:link w:val="MacroText"/>
+  <w:style w:type="character" w:customStyle="1" w:styleId="MakrotextZchn">
+    <w:name w:val="Makrotext Zchn"/>
+    <w:basedOn w:val="Absatz-Standardschriftart"/>
+    <w:link w:val="Makrotext"/>
     <w:uiPriority w:val="99"/>
     <w:rsid w:val="0029639D"/>
     <w:rPr>
@@ -2970,11 +3086,11 @@
       <w:szCs w:val="20"/>
     </w:rPr>
   </w:style>
-  <w:style w:type="paragraph" w:styleId="Quote">
+  <w:style w:type="paragraph" w:styleId="Zitat">
     <w:name w:val="Quote"/>
-    <w:basedOn w:val="Normal"/>
-    <w:next w:val="Normal"/>
-    <w:link w:val="QuoteChar"/>
+    <w:basedOn w:val="Standard"/>
+    <w:next w:val="Standard"/>
+    <w:link w:val="ZitatZchn"/>
     <w:uiPriority w:val="29"/>
     <w:qFormat/>
     <w:rsid w:val="00FC693F"/>
@@ -2984,10 +3100,10 @@
       <w:color w:val="000000" w:themeColor="text1"/>
     </w:rPr>
   </w:style>
-  <w:style w:type="character" w:customStyle="1" w:styleId="QuoteChar">
-    <w:name w:val="Quote Char"/>
-    <w:basedOn w:val="DefaultParagraphFont"/>
-    <w:link w:val="Quote"/>
+  <w:style w:type="character" w:customStyle="1" w:styleId="ZitatZchn">
+    <w:name w:val="Zitat Zchn"/>
+    <w:basedOn w:val="Absatz-Standardschriftart"/>
+    <w:link w:val="Zitat"/>
     <w:uiPriority w:val="29"/>
     <w:rsid w:val="00FC693F"/>
     <w:rPr>
@@ -2996,10 +3112,10 @@
       <w:color w:val="000000" w:themeColor="text1"/>
     </w:rPr>
   </w:style>
-  <w:style w:type="character" w:customStyle="1" w:styleId="Heading4Char">
-    <w:name w:val="Heading 4 Char"/>
-    <w:basedOn w:val="DefaultParagraphFont"/>
-    <w:link w:val="Heading4"/>
+  <w:style w:type="character" w:customStyle="1" w:styleId="berschrift4Zchn">
+    <w:name w:val="Überschrift 4 Zchn"/>
+    <w:basedOn w:val="Absatz-Standardschriftart"/>
+    <w:link w:val="berschrift4"/>
     <w:uiPriority w:val="9"/>
     <w:semiHidden/>
     <w:rsid w:val="00FC693F"/>
@@ -3012,10 +3128,10 @@
       <w:color w:val="4F81BD" w:themeColor="accent1"/>
     </w:rPr>
   </w:style>
-  <w:style w:type="character" w:customStyle="1" w:styleId="Heading5Char">
-    <w:name w:val="Heading 5 Char"/>
-    <w:basedOn w:val="DefaultParagraphFont"/>
-    <w:link w:val="Heading5"/>
+  <w:style w:type="character" w:customStyle="1" w:styleId="berschrift5Zchn">
+    <w:name w:val="Überschrift 5 Zchn"/>
+    <w:basedOn w:val="Absatz-Standardschriftart"/>
+    <w:link w:val="berschrift5"/>
     <w:uiPriority w:val="9"/>
     <w:semiHidden/>
     <w:rsid w:val="00FC693F"/>
@@ -3024,10 +3140,10 @@
       <w:color w:val="243F60" w:themeColor="accent1" w:themeShade="7F"/>
     </w:rPr>
   </w:style>
-  <w:style w:type="character" w:customStyle="1" w:styleId="Heading6Char">
-    <w:name w:val="Heading 6 Char"/>
-    <w:basedOn w:val="DefaultParagraphFont"/>
-    <w:link w:val="Heading6"/>
+  <w:style w:type="character" w:customStyle="1" w:styleId="berschrift6Zchn">
+    <w:name w:val="Überschrift 6 Zchn"/>
+    <w:basedOn w:val="Absatz-Standardschriftart"/>
+    <w:link w:val="berschrift6"/>
     <w:uiPriority w:val="9"/>
     <w:semiHidden/>
     <w:rsid w:val="00FC693F"/>
@@ -3038,10 +3154,10 @@
       <w:color w:val="243F60" w:themeColor="accent1" w:themeShade="7F"/>
     </w:rPr>
   </w:style>
-  <w:style w:type="character" w:customStyle="1" w:styleId="Heading7Char">
-    <w:name w:val="Heading 7 Char"/>
-    <w:basedOn w:val="DefaultParagraphFont"/>
-    <w:link w:val="Heading7"/>
+  <w:style w:type="character" w:customStyle="1" w:styleId="berschrift7Zchn">
+    <w:name w:val="Überschrift 7 Zchn"/>
+    <w:basedOn w:val="Absatz-Standardschriftart"/>
+    <w:link w:val="berschrift7"/>
     <w:uiPriority w:val="9"/>
     <w:semiHidden/>
     <w:rsid w:val="00FC693F"/>
@@ -3052,10 +3168,10 @@
       <w:color w:val="404040" w:themeColor="text1" w:themeTint="BF"/>
     </w:rPr>
   </w:style>
-  <w:style w:type="character" w:customStyle="1" w:styleId="Heading8Char">
-    <w:name w:val="Heading 8 Char"/>
-    <w:basedOn w:val="DefaultParagraphFont"/>
-    <w:link w:val="Heading8"/>
+  <w:style w:type="character" w:customStyle="1" w:styleId="berschrift8Zchn">
+    <w:name w:val="Überschrift 8 Zchn"/>
+    <w:basedOn w:val="Absatz-Standardschriftart"/>
+    <w:link w:val="berschrift8"/>
     <w:uiPriority w:val="9"/>
     <w:semiHidden/>
     <w:rsid w:val="00FC693F"/>
@@ -3066,10 +3182,10 @@
       <w:szCs w:val="20"/>
     </w:rPr>
   </w:style>
-  <w:style w:type="character" w:customStyle="1" w:styleId="Heading9Char">
-    <w:name w:val="Heading 9 Char"/>
-    <w:basedOn w:val="DefaultParagraphFont"/>
-    <w:link w:val="Heading9"/>
+  <w:style w:type="character" w:customStyle="1" w:styleId="berschrift9Zchn">
+    <w:name w:val="Überschrift 9 Zchn"/>
+    <w:basedOn w:val="Absatz-Standardschriftart"/>
+    <w:link w:val="berschrift9"/>
     <w:uiPriority w:val="9"/>
     <w:semiHidden/>
     <w:rsid w:val="00FC693F"/>
@@ -3082,10 +3198,10 @@
       <w:szCs w:val="20"/>
     </w:rPr>
   </w:style>
-  <w:style w:type="paragraph" w:styleId="Caption">
+  <w:style w:type="paragraph" w:styleId="Beschriftung">
     <w:name w:val="caption"/>
-    <w:basedOn w:val="Normal"/>
-    <w:next w:val="Normal"/>
+    <w:basedOn w:val="Standard"/>
+    <w:next w:val="Standard"/>
     <w:uiPriority w:val="35"/>
     <w:semiHidden/>
     <w:unhideWhenUsed/>
@@ -3102,9 +3218,9 @@
       <w:szCs w:val="18"/>
     </w:rPr>
   </w:style>
-  <w:style w:type="character" w:styleId="Strong">
+  <w:style w:type="character" w:styleId="Fett">
     <w:name w:val="Strong"/>
-    <w:basedOn w:val="DefaultParagraphFont"/>
+    <w:basedOn w:val="Absatz-Standardschriftart"/>
     <w:uiPriority w:val="22"/>
     <w:qFormat/>
     <w:rsid w:val="00FC693F"/>
@@ -3113,9 +3229,9 @@
       <w:bCs/>
     </w:rPr>
   </w:style>
-  <w:style w:type="character" w:styleId="Emphasis">
+  <w:style w:type="character" w:styleId="Hervorhebung">
     <w:name w:val="Emphasis"/>
-    <w:basedOn w:val="DefaultParagraphFont"/>
+    <w:basedOn w:val="Absatz-Standardschriftart"/>
     <w:uiPriority w:val="20"/>
     <w:qFormat/>
     <w:rsid w:val="00FC693F"/>
@@ -3124,11 +3240,11 @@
       <w:iCs/>
     </w:rPr>
   </w:style>
-  <w:style w:type="paragraph" w:styleId="IntenseQuote">
+  <w:style w:type="paragraph" w:styleId="IntensivesZitat">
     <w:name w:val="Intense Quote"/>
-    <w:basedOn w:val="Normal"/>
-    <w:next w:val="Normal"/>
-    <w:link w:val="IntenseQuoteChar"/>
+    <w:basedOn w:val="Standard"/>
+    <w:next w:val="Standard"/>
+    <w:link w:val="IntensivesZitatZchn"/>
     <w:uiPriority w:val="30"/>
     <w:qFormat/>
     <w:rsid w:val="00FC693F"/>
@@ -3147,10 +3263,10 @@
       <w:color w:val="4F81BD" w:themeColor="accent1"/>
     </w:rPr>
   </w:style>
-  <w:style w:type="character" w:customStyle="1" w:styleId="IntenseQuoteChar">
-    <w:name w:val="Intense Quote Char"/>
-    <w:basedOn w:val="DefaultParagraphFont"/>
-    <w:link w:val="IntenseQuote"/>
+  <w:style w:type="character" w:customStyle="1" w:styleId="IntensivesZitatZchn">
+    <w:name w:val="Intensives Zitat Zchn"/>
+    <w:basedOn w:val="Absatz-Standardschriftart"/>
+    <w:link w:val="IntensivesZitat"/>
     <w:uiPriority w:val="30"/>
     <w:rsid w:val="00FC693F"/>
     <w:rPr>
@@ -3161,9 +3277,9 @@
       <w:color w:val="4F81BD" w:themeColor="accent1"/>
     </w:rPr>
   </w:style>
-  <w:style w:type="character" w:styleId="SubtleEmphasis">
+  <w:style w:type="character" w:styleId="SchwacheHervorhebung">
     <w:name w:val="Subtle Emphasis"/>
-    <w:basedOn w:val="DefaultParagraphFont"/>
+    <w:basedOn w:val="Absatz-Standardschriftart"/>
     <w:uiPriority w:val="19"/>
     <w:qFormat/>
     <w:rsid w:val="00FC693F"/>
@@ -3173,9 +3289,9 @@
       <w:color w:val="808080" w:themeColor="text1" w:themeTint="7F"/>
     </w:rPr>
   </w:style>
-  <w:style w:type="character" w:styleId="IntenseEmphasis">
+  <w:style w:type="character" w:styleId="IntensiveHervorhebung">
     <w:name w:val="Intense Emphasis"/>
-    <w:basedOn w:val="DefaultParagraphFont"/>
+    <w:basedOn w:val="Absatz-Standardschriftart"/>
     <w:uiPriority w:val="21"/>
     <w:qFormat/>
     <w:rsid w:val="00FC693F"/>
@@ -3187,9 +3303,9 @@
       <w:color w:val="4F81BD" w:themeColor="accent1"/>
     </w:rPr>
   </w:style>
-  <w:style w:type="character" w:styleId="SubtleReference">
+  <w:style w:type="character" w:styleId="SchwacherVerweis">
     <w:name w:val="Subtle Reference"/>
-    <w:basedOn w:val="DefaultParagraphFont"/>
+    <w:basedOn w:val="Absatz-Standardschriftart"/>
     <w:uiPriority w:val="31"/>
     <w:qFormat/>
     <w:rsid w:val="00FC693F"/>
@@ -3199,9 +3315,9 @@
       <w:u w:val="single"/>
     </w:rPr>
   </w:style>
-  <w:style w:type="character" w:styleId="IntenseReference">
+  <w:style w:type="character" w:styleId="IntensiverVerweis">
     <w:name w:val="Intense Reference"/>
-    <w:basedOn w:val="DefaultParagraphFont"/>
+    <w:basedOn w:val="Absatz-Standardschriftart"/>
     <w:uiPriority w:val="32"/>
     <w:qFormat/>
     <w:rsid w:val="00FC693F"/>
@@ -3214,9 +3330,9 @@
       <w:u w:val="single"/>
     </w:rPr>
   </w:style>
-  <w:style w:type="character" w:styleId="BookTitle">
+  <w:style w:type="character" w:styleId="Buchtitel">
     <w:name w:val="Book Title"/>
-    <w:basedOn w:val="DefaultParagraphFont"/>
+    <w:basedOn w:val="Absatz-Standardschriftart"/>
     <w:uiPriority w:val="33"/>
     <w:qFormat/>
     <w:rsid w:val="00FC693F"/>
@@ -3227,10 +3343,10 @@
       <w:spacing w:val="5"/>
     </w:rPr>
   </w:style>
-  <w:style w:type="paragraph" w:styleId="TOCHeading">
+  <w:style w:type="paragraph" w:styleId="Inhaltsverzeichnisberschrift">
     <w:name w:val="TOC Heading"/>
-    <w:basedOn w:val="Heading1"/>
-    <w:next w:val="Normal"/>
+    <w:basedOn w:val="berschrift1"/>
+    <w:next w:val="Standard"/>
     <w:uiPriority w:val="39"/>
     <w:semiHidden/>
     <w:unhideWhenUsed/>
@@ -3240,9 +3356,9 @@
       <w:outlineLvl w:val="9"/>
     </w:pPr>
   </w:style>
-  <w:style w:type="table" w:styleId="TableGrid">
+  <w:style w:type="table" w:styleId="Tabellenraster">
     <w:name w:val="Table Grid"/>
-    <w:basedOn w:val="TableNormal"/>
+    <w:basedOn w:val="NormaleTabelle"/>
     <w:uiPriority w:val="59"/>
     <w:rsid w:val="00FC693F"/>
     <w:pPr>
@@ -3259,9 +3375,9 @@
       </w:tblBorders>
     </w:tblPr>
   </w:style>
-  <w:style w:type="table" w:styleId="LightShading">
+  <w:style w:type="table" w:styleId="HelleSchattierung">
     <w:name w:val="Light Shading"/>
-    <w:basedOn w:val="TableNormal"/>
+    <w:basedOn w:val="NormaleTabelle"/>
     <w:uiPriority w:val="60"/>
     <w:rsid w:val="00FC693F"/>
     <w:pPr>
@@ -3355,9 +3471,9 @@
       </w:tcPr>
     </w:tblStylePr>
   </w:style>
-  <w:style w:type="table" w:styleId="LightShading-Accent1">
+  <w:style w:type="table" w:styleId="HelleSchattierung-Akzent1">
     <w:name w:val="Light Shading Accent 1"/>
-    <w:basedOn w:val="TableNormal"/>
+    <w:basedOn w:val="NormaleTabelle"/>
     <w:uiPriority w:val="60"/>
     <w:rsid w:val="00FC693F"/>
     <w:pPr>
@@ -3451,9 +3567,9 @@
       </w:tcPr>
     </w:tblStylePr>
   </w:style>
-  <w:style w:type="table" w:styleId="LightShading-Accent2">
+  <w:style w:type="table" w:styleId="HelleSchattierung-Akzent2">
     <w:name w:val="Light Shading Accent 2"/>
-    <w:basedOn w:val="TableNormal"/>
+    <w:basedOn w:val="NormaleTabelle"/>
     <w:uiPriority w:val="60"/>
     <w:rsid w:val="00FC693F"/>
     <w:pPr>
@@ -3547,9 +3663,9 @@
       </w:tcPr>
     </w:tblStylePr>
   </w:style>
-  <w:style w:type="table" w:styleId="LightShading-Accent3">
+  <w:style w:type="table" w:styleId="HelleSchattierung-Akzent3">
     <w:name w:val="Light Shading Accent 3"/>
-    <w:basedOn w:val="TableNormal"/>
+    <w:basedOn w:val="NormaleTabelle"/>
     <w:uiPriority w:val="60"/>
     <w:rsid w:val="00FC693F"/>
     <w:pPr>
@@ -3643,9 +3759,9 @@
       </w:tcPr>
     </w:tblStylePr>
   </w:style>
-  <w:style w:type="table" w:styleId="LightShading-Accent4">
+  <w:style w:type="table" w:styleId="HelleSchattierung-Akzent4">
     <w:name w:val="Light Shading Accent 4"/>
-    <w:basedOn w:val="TableNormal"/>
+    <w:basedOn w:val="NormaleTabelle"/>
     <w:uiPriority w:val="60"/>
     <w:rsid w:val="00FC693F"/>
     <w:pPr>
@@ -3739,9 +3855,9 @@
       </w:tcPr>
     </w:tblStylePr>
   </w:style>
-  <w:style w:type="table" w:styleId="LightShading-Accent5">
+  <w:style w:type="table" w:styleId="HelleSchattierung-Akzent5">
     <w:name w:val="Light Shading Accent 5"/>
-    <w:basedOn w:val="TableNormal"/>
+    <w:basedOn w:val="NormaleTabelle"/>
     <w:uiPriority w:val="60"/>
     <w:rsid w:val="00FC693F"/>
     <w:pPr>
@@ -3835,9 +3951,9 @@
       </w:tcPr>
     </w:tblStylePr>
   </w:style>
-  <w:style w:type="table" w:styleId="LightShading-Accent6">
+  <w:style w:type="table" w:styleId="HelleSchattierung-Akzent6">
     <w:name w:val="Light Shading Accent 6"/>
-    <w:basedOn w:val="TableNormal"/>
+    <w:basedOn w:val="NormaleTabelle"/>
     <w:uiPriority w:val="60"/>
     <w:rsid w:val="00FC693F"/>
     <w:pPr>
@@ -3931,9 +4047,9 @@
       </w:tcPr>
     </w:tblStylePr>
   </w:style>
-  <w:style w:type="table" w:styleId="LightList">
+  <w:style w:type="table" w:styleId="HelleListe">
     <w:name w:val="Light List"/>
-    <w:basedOn w:val="TableNormal"/>
+    <w:basedOn w:val="NormaleTabelle"/>
     <w:uiPriority w:val="61"/>
     <w:rsid w:val="00FC693F"/>
     <w:pPr>
@@ -4016,9 +4132,9 @@
       </w:tcPr>
     </w:tblStylePr>
   </w:style>
-  <w:style w:type="table" w:styleId="LightList-Accent1">
+  <w:style w:type="table" w:styleId="HelleListe-Akzent1">
     <w:name w:val="Light List Accent 1"/>
-    <w:basedOn w:val="TableNormal"/>
+    <w:basedOn w:val="NormaleTabelle"/>
     <w:uiPriority w:val="61"/>
     <w:rsid w:val="00FC693F"/>
     <w:pPr>
@@ -4101,9 +4217,9 @@
       </w:tcPr>
     </w:tblStylePr>
   </w:style>
-  <w:style w:type="table" w:styleId="LightList-Accent2">
+  <w:style w:type="table" w:styleId="HelleListe-Akzent2">
     <w:name w:val="Light List Accent 2"/>
-    <w:basedOn w:val="TableNormal"/>
+    <w:basedOn w:val="NormaleTabelle"/>
     <w:uiPriority w:val="61"/>
     <w:rsid w:val="00CB0664"/>
     <w:pPr>
@@ -4186,9 +4302,9 @@
       </w:tcPr>
     </w:tblStylePr>
   </w:style>
-  <w:style w:type="table" w:styleId="LightList-Accent3">
+  <w:style w:type="table" w:styleId="HelleListe-Akzent3">
     <w:name w:val="Light List Accent 3"/>
-    <w:basedOn w:val="TableNormal"/>
+    <w:basedOn w:val="NormaleTabelle"/>
     <w:uiPriority w:val="61"/>
     <w:rsid w:val="00CB0664"/>
     <w:pPr>
@@ -4271,9 +4387,9 @@
       </w:tcPr>
     </w:tblStylePr>
   </w:style>
-  <w:style w:type="table" w:styleId="LightList-Accent4">
+  <w:style w:type="table" w:styleId="HelleListe-Akzent4">
     <w:name w:val="Light List Accent 4"/>
-    <w:basedOn w:val="TableNormal"/>
+    <w:basedOn w:val="NormaleTabelle"/>
     <w:uiPriority w:val="61"/>
     <w:rsid w:val="00CB0664"/>
     <w:pPr>
@@ -4356,9 +4472,9 @@
       </w:tcPr>
     </w:tblStylePr>
   </w:style>
-  <w:style w:type="table" w:styleId="LightList-Accent5">
+  <w:style w:type="table" w:styleId="HelleListe-Akzent5">
     <w:name w:val="Light List Accent 5"/>
-    <w:basedOn w:val="TableNormal"/>
+    <w:basedOn w:val="NormaleTabelle"/>
     <w:uiPriority w:val="61"/>
     <w:rsid w:val="00CB0664"/>
     <w:pPr>
@@ -4441,9 +4557,9 @@
       </w:tcPr>
     </w:tblStylePr>
   </w:style>
-  <w:style w:type="table" w:styleId="LightList-Accent6">
+  <w:style w:type="table" w:styleId="HelleListe-Akzent6">
     <w:name w:val="Light List Accent 6"/>
-    <w:basedOn w:val="TableNormal"/>
+    <w:basedOn w:val="NormaleTabelle"/>
     <w:uiPriority w:val="61"/>
     <w:rsid w:val="00CB0664"/>
     <w:pPr>
@@ -4526,9 +4642,9 @@
       </w:tcPr>
     </w:tblStylePr>
   </w:style>
-  <w:style w:type="table" w:styleId="LightGrid">
+  <w:style w:type="table" w:styleId="HellesRaster">
     <w:name w:val="Light Grid"/>
-    <w:basedOn w:val="TableNormal"/>
+    <w:basedOn w:val="NormaleTabelle"/>
     <w:uiPriority w:val="62"/>
     <w:rsid w:val="00CB0664"/>
     <w:pPr>
@@ -4649,9 +4765,9 @@
       </w:tcPr>
     </w:tblStylePr>
   </w:style>
-  <w:style w:type="table" w:styleId="LightGrid-Accent1">
+  <w:style w:type="table" w:styleId="HellesRaster-Akzent1">
     <w:name w:val="Light Grid Accent 1"/>
-    <w:basedOn w:val="TableNormal"/>
+    <w:basedOn w:val="NormaleTabelle"/>
     <w:uiPriority w:val="62"/>
     <w:rsid w:val="00CB0664"/>
     <w:pPr>
@@ -4772,9 +4888,9 @@
       </w:tcPr>
     </w:tblStylePr>
   </w:style>
-  <w:style w:type="table" w:styleId="LightGrid-Accent2">
+  <w:style w:type="table" w:styleId="HellesRaster-Akzent2">
     <w:name w:val="Light Grid Accent 2"/>
-    <w:basedOn w:val="TableNormal"/>
+    <w:basedOn w:val="NormaleTabelle"/>
     <w:uiPriority w:val="62"/>
     <w:rsid w:val="00CB0664"/>
     <w:pPr>
@@ -4895,9 +5011,9 @@
       </w:tcPr>
     </w:tblStylePr>
   </w:style>
-  <w:style w:type="table" w:styleId="LightGrid-Accent3">
+  <w:style w:type="table" w:styleId="HellesRaster-Akzent3">
     <w:name w:val="Light Grid Accent 3"/>
-    <w:basedOn w:val="TableNormal"/>
+    <w:basedOn w:val="NormaleTabelle"/>
     <w:uiPriority w:val="62"/>
     <w:rsid w:val="00CB0664"/>
     <w:pPr>
@@ -5018,9 +5134,9 @@
       </w:tcPr>
     </w:tblStylePr>
   </w:style>
-  <w:style w:type="table" w:styleId="LightGrid-Accent4">
+  <w:style w:type="table" w:styleId="HellesRaster-Akzent4">
     <w:name w:val="Light Grid Accent 4"/>
-    <w:basedOn w:val="TableNormal"/>
+    <w:basedOn w:val="NormaleTabelle"/>
     <w:uiPriority w:val="62"/>
     <w:rsid w:val="00CB0664"/>
     <w:pPr>
@@ -5141,9 +5257,9 @@
       </w:tcPr>
     </w:tblStylePr>
   </w:style>
-  <w:style w:type="table" w:styleId="LightGrid-Accent5">
+  <w:style w:type="table" w:styleId="HellesRaster-Akzent5">
     <w:name w:val="Light Grid Accent 5"/>
-    <w:basedOn w:val="TableNormal"/>
+    <w:basedOn w:val="NormaleTabelle"/>
     <w:uiPriority w:val="62"/>
     <w:rsid w:val="00CB0664"/>
     <w:pPr>
@@ -5264,9 +5380,9 @@
       </w:tcPr>
     </w:tblStylePr>
   </w:style>
-  <w:style w:type="table" w:styleId="LightGrid-Accent6">
+  <w:style w:type="table" w:styleId="HellesRaster-Akzent6">
     <w:name w:val="Light Grid Accent 6"/>
-    <w:basedOn w:val="TableNormal"/>
+    <w:basedOn w:val="NormaleTabelle"/>
     <w:uiPriority w:val="62"/>
     <w:rsid w:val="00CB0664"/>
     <w:pPr>
@@ -5387,9 +5503,9 @@
       </w:tcPr>
     </w:tblStylePr>
   </w:style>
-  <w:style w:type="table" w:styleId="MediumShading1">
+  <w:style w:type="table" w:styleId="MittlereSchattierung1">
     <w:name w:val="Medium Shading 1"/>
-    <w:basedOn w:val="TableNormal"/>
+    <w:basedOn w:val="NormaleTabelle"/>
     <w:uiPriority w:val="63"/>
     <w:rsid w:val="00CB0664"/>
     <w:pPr>
@@ -5486,9 +5602,9 @@
       </w:tcPr>
     </w:tblStylePr>
   </w:style>
-  <w:style w:type="table" w:styleId="MediumShading1-Accent1">
+  <w:style w:type="table" w:styleId="MittlereSchattierung1-Akzent1">
     <w:name w:val="Medium Shading 1 Accent 1"/>
-    <w:basedOn w:val="TableNormal"/>
+    <w:basedOn w:val="NormaleTabelle"/>
     <w:uiPriority w:val="63"/>
     <w:rsid w:val="00CB0664"/>
     <w:pPr>
@@ -5585,9 +5701,9 @@
       </w:tcPr>
     </w:tblStylePr>
   </w:style>
-  <w:style w:type="table" w:styleId="MediumShading1-Accent2">
+  <w:style w:type="table" w:styleId="MittlereSchattierung1-Akzent2">
     <w:name w:val="Medium Shading 1 Accent 2"/>
-    <w:basedOn w:val="TableNormal"/>
+    <w:basedOn w:val="NormaleTabelle"/>
     <w:uiPriority w:val="63"/>
     <w:rsid w:val="00CB0664"/>
     <w:pPr>
@@ -5684,9 +5800,9 @@
       </w:tcPr>
     </w:tblStylePr>
   </w:style>
-  <w:style w:type="table" w:styleId="MediumShading1-Accent3">
+  <w:style w:type="table" w:styleId="MittlereSchattierung1-Akzent3">
     <w:name w:val="Medium Shading 1 Accent 3"/>
-    <w:basedOn w:val="TableNormal"/>
+    <w:basedOn w:val="NormaleTabelle"/>
     <w:uiPriority w:val="63"/>
     <w:rsid w:val="00CB0664"/>
     <w:pPr>
@@ -5783,9 +5899,9 @@
       </w:tcPr>
     </w:tblStylePr>
   </w:style>
-  <w:style w:type="table" w:styleId="MediumShading1-Accent4">
+  <w:style w:type="table" w:styleId="MittlereSchattierung1-Akzent4">
     <w:name w:val="Medium Shading 1 Accent 4"/>
-    <w:basedOn w:val="TableNormal"/>
+    <w:basedOn w:val="NormaleTabelle"/>
     <w:uiPriority w:val="63"/>
     <w:rsid w:val="00CB0664"/>
     <w:pPr>
@@ -5882,9 +5998,9 @@
       </w:tcPr>
     </w:tblStylePr>
   </w:style>
-  <w:style w:type="table" w:styleId="MediumShading1-Accent5">
+  <w:style w:type="table" w:styleId="MittlereSchattierung1-Akzent5">
     <w:name w:val="Medium Shading 1 Accent 5"/>
-    <w:basedOn w:val="TableNormal"/>
+    <w:basedOn w:val="NormaleTabelle"/>
     <w:uiPriority w:val="63"/>
     <w:rsid w:val="00CB0664"/>
     <w:pPr>
@@ -5981,9 +6097,9 @@
       </w:tcPr>
     </w:tblStylePr>
   </w:style>
-  <w:style w:type="table" w:styleId="MediumShading1-Accent6">
+  <w:style w:type="table" w:styleId="MittlereSchattierung1-Akzent6">
     <w:name w:val="Medium Shading 1 Accent 6"/>
-    <w:basedOn w:val="TableNormal"/>
+    <w:basedOn w:val="NormaleTabelle"/>
     <w:uiPriority w:val="63"/>
     <w:rsid w:val="00CB0664"/>
     <w:pPr>
@@ -6080,9 +6196,9 @@
       </w:tcPr>
     </w:tblStylePr>
   </w:style>
-  <w:style w:type="table" w:styleId="MediumShading2">
+  <w:style w:type="table" w:styleId="MittlereSchattierung2">
     <w:name w:val="Medium Shading 2"/>
-    <w:basedOn w:val="TableNormal"/>
+    <w:basedOn w:val="NormaleTabelle"/>
     <w:uiPriority w:val="64"/>
     <w:rsid w:val="00CB0664"/>
     <w:pPr>
@@ -6222,9 +6338,9 @@
       </w:tcPr>
     </w:tblStylePr>
   </w:style>
-  <w:style w:type="table" w:styleId="MediumShading2-Accent1">
+  <w:style w:type="table" w:styleId="MittlereSchattierung2-Akzent1">
     <w:name w:val="Medium Shading 2 Accent 1"/>
-    <w:basedOn w:val="TableNormal"/>
+    <w:basedOn w:val="NormaleTabelle"/>
     <w:uiPriority w:val="64"/>
     <w:rsid w:val="00CB0664"/>
     <w:pPr>
@@ -6364,9 +6480,9 @@
       </w:tcPr>
     </w:tblStylePr>
   </w:style>
-  <w:style w:type="table" w:styleId="MediumShading2-Accent2">
+  <w:style w:type="table" w:styleId="MittlereSchattierung2-Akzent2">
     <w:name w:val="Medium Shading 2 Accent 2"/>
-    <w:basedOn w:val="TableNormal"/>
+    <w:basedOn w:val="NormaleTabelle"/>
     <w:uiPriority w:val="64"/>
     <w:rsid w:val="00CB0664"/>
     <w:pPr>
@@ -6506,9 +6622,9 @@
       </w:tcPr>
     </w:tblStylePr>
   </w:style>
-  <w:style w:type="table" w:styleId="MediumShading2-Accent3">
+  <w:style w:type="table" w:styleId="MittlereSchattierung2-Akzent3">
     <w:name w:val="Medium Shading 2 Accent 3"/>
-    <w:basedOn w:val="TableNormal"/>
+    <w:basedOn w:val="NormaleTabelle"/>
     <w:uiPriority w:val="64"/>
     <w:rsid w:val="00CB0664"/>
     <w:pPr>
@@ -6648,9 +6764,9 @@
       </w:tcPr>
     </w:tblStylePr>
   </w:style>
-  <w:style w:type="table" w:styleId="MediumShading2-Accent4">
+  <w:style w:type="table" w:styleId="MittlereSchattierung2-Akzent4">
     <w:name w:val="Medium Shading 2 Accent 4"/>
-    <w:basedOn w:val="TableNormal"/>
+    <w:basedOn w:val="NormaleTabelle"/>
     <w:uiPriority w:val="64"/>
     <w:rsid w:val="00CB0664"/>
     <w:pPr>
@@ -6790,9 +6906,9 @@
       </w:tcPr>
     </w:tblStylePr>
   </w:style>
-  <w:style w:type="table" w:styleId="MediumShading2-Accent5">
+  <w:style w:type="table" w:styleId="MittlereSchattierung2-Akzent5">
     <w:name w:val="Medium Shading 2 Accent 5"/>
-    <w:basedOn w:val="TableNormal"/>
+    <w:basedOn w:val="NormaleTabelle"/>
     <w:uiPriority w:val="64"/>
     <w:rsid w:val="00CB0664"/>
     <w:pPr>
@@ -6932,9 +7048,9 @@
       </w:tcPr>
     </w:tblStylePr>
   </w:style>
-  <w:style w:type="table" w:styleId="MediumShading2-Accent6">
+  <w:style w:type="table" w:styleId="MittlereSchattierung2-Akzent6">
     <w:name w:val="Medium Shading 2 Accent 6"/>
-    <w:basedOn w:val="TableNormal"/>
+    <w:basedOn w:val="NormaleTabelle"/>
     <w:uiPriority w:val="64"/>
     <w:rsid w:val="00CB0664"/>
     <w:pPr>
@@ -7074,9 +7190,9 @@
       </w:tcPr>
     </w:tblStylePr>
   </w:style>
-  <w:style w:type="table" w:styleId="MediumList1">
+  <w:style w:type="table" w:styleId="MittlereListe1">
     <w:name w:val="Medium List 1"/>
-    <w:basedOn w:val="TableNormal"/>
+    <w:basedOn w:val="NormaleTabelle"/>
     <w:uiPriority w:val="65"/>
     <w:rsid w:val="00CB0664"/>
     <w:pPr>
@@ -7151,9 +7267,9 @@
       </w:tcPr>
     </w:tblStylePr>
   </w:style>
-  <w:style w:type="table" w:styleId="MediumList1-Accent1">
+  <w:style w:type="table" w:styleId="MittlereListe1-Akzent1">
     <w:name w:val="Medium List 1 Accent 1"/>
-    <w:basedOn w:val="TableNormal"/>
+    <w:basedOn w:val="NormaleTabelle"/>
     <w:uiPriority w:val="65"/>
     <w:rsid w:val="00CB0664"/>
     <w:pPr>
@@ -7228,9 +7344,9 @@
       </w:tcPr>
     </w:tblStylePr>
   </w:style>
-  <w:style w:type="table" w:styleId="MediumList1-Accent2">
+  <w:style w:type="table" w:styleId="MittlereListe1-Akzent2">
     <w:name w:val="Medium List 1 Accent 2"/>
-    <w:basedOn w:val="TableNormal"/>
+    <w:basedOn w:val="NormaleTabelle"/>
     <w:uiPriority w:val="65"/>
     <w:rsid w:val="00CB0664"/>
     <w:pPr>
@@ -7305,9 +7421,9 @@
       </w:tcPr>
     </w:tblStylePr>
   </w:style>
-  <w:style w:type="table" w:styleId="MediumList1-Accent3">
+  <w:style w:type="table" w:styleId="MittlereListe1-Akzent3">
     <w:name w:val="Medium List 1 Accent 3"/>
-    <w:basedOn w:val="TableNormal"/>
+    <w:basedOn w:val="NormaleTabelle"/>
     <w:uiPriority w:val="65"/>
     <w:rsid w:val="00CB0664"/>
     <w:pPr>
@@ -7382,9 +7498,9 @@
       </w:tcPr>
     </w:tblStylePr>
   </w:style>
-  <w:style w:type="table" w:styleId="MediumList1-Accent4">
+  <w:style w:type="table" w:styleId="MittlereListe1-Akzent4">
     <w:name w:val="Medium List 1 Accent 4"/>
-    <w:basedOn w:val="TableNormal"/>
+    <w:basedOn w:val="NormaleTabelle"/>
     <w:uiPriority w:val="65"/>
     <w:rsid w:val="00CB0664"/>
     <w:pPr>
@@ -7459,9 +7575,9 @@
       </w:tcPr>
     </w:tblStylePr>
   </w:style>
-  <w:style w:type="table" w:styleId="MediumList1-Accent5">
+  <w:style w:type="table" w:styleId="MittlereListe1-Akzent5">
     <w:name w:val="Medium List 1 Accent 5"/>
-    <w:basedOn w:val="TableNormal"/>
+    <w:basedOn w:val="NormaleTabelle"/>
     <w:uiPriority w:val="65"/>
     <w:rsid w:val="00CB0664"/>
     <w:pPr>
@@ -7536,9 +7652,9 @@
       </w:tcPr>
     </w:tblStylePr>
   </w:style>
-  <w:style w:type="table" w:styleId="MediumList1-Accent6">
+  <w:style w:type="table" w:styleId="MittlereListe1-Akzent6">
     <w:name w:val="Medium List 1 Accent 6"/>
-    <w:basedOn w:val="TableNormal"/>
+    <w:basedOn w:val="NormaleTabelle"/>
     <w:uiPriority w:val="65"/>
     <w:rsid w:val="00CB0664"/>
     <w:pPr>
@@ -7613,9 +7729,9 @@
       </w:tcPr>
     </w:tblStylePr>
   </w:style>
-  <w:style w:type="table" w:styleId="MediumList2">
+  <w:style w:type="table" w:styleId="MittlereListe2">
     <w:name w:val="Medium List 2"/>
-    <w:basedOn w:val="TableNormal"/>
+    <w:basedOn w:val="NormaleTabelle"/>
     <w:uiPriority w:val="66"/>
     <w:rsid w:val="00CB0664"/>
     <w:pPr>
@@ -7734,9 +7850,9 @@
       </w:tcPr>
     </w:tblStylePr>
   </w:style>
-  <w:style w:type="table" w:styleId="MediumList2-Accent1">
+  <w:style w:type="table" w:styleId="MittlereListe2-Akzent1">
     <w:name w:val="Medium List 2 Accent 1"/>
-    <w:basedOn w:val="TableNormal"/>
+    <w:basedOn w:val="NormaleTabelle"/>
     <w:uiPriority w:val="66"/>
     <w:rsid w:val="00CB0664"/>
     <w:pPr>
@@ -7855,9 +7971,9 @@
       </w:tcPr>
     </w:tblStylePr>
   </w:style>
-  <w:style w:type="table" w:styleId="MediumList2-Accent2">
+  <w:style w:type="table" w:styleId="MittlereListe2-Akzent2">
     <w:name w:val="Medium List 2 Accent 2"/>
-    <w:basedOn w:val="TableNormal"/>
+    <w:basedOn w:val="NormaleTabelle"/>
     <w:uiPriority w:val="66"/>
     <w:rsid w:val="00CB0664"/>
     <w:pPr>
@@ -7976,9 +8092,9 @@
       </w:tcPr>
     </w:tblStylePr>
   </w:style>
-  <w:style w:type="table" w:styleId="MediumList2-Accent3">
+  <w:style w:type="table" w:styleId="MittlereListe2-Akzent3">
     <w:name w:val="Medium List 2 Accent 3"/>
-    <w:basedOn w:val="TableNormal"/>
+    <w:basedOn w:val="NormaleTabelle"/>
     <w:uiPriority w:val="66"/>
     <w:rsid w:val="00CB0664"/>
     <w:pPr>
@@ -8097,9 +8213,9 @@
       </w:tcPr>
     </w:tblStylePr>
   </w:style>
-  <w:style w:type="table" w:styleId="MediumList2-Accent4">
+  <w:style w:type="table" w:styleId="MittlereListe2-Akzent4">
     <w:name w:val="Medium List 2 Accent 4"/>
-    <w:basedOn w:val="TableNormal"/>
+    <w:basedOn w:val="NormaleTabelle"/>
     <w:uiPriority w:val="66"/>
     <w:rsid w:val="00CB0664"/>
     <w:pPr>
@@ -8218,9 +8334,9 @@
       </w:tcPr>
     </w:tblStylePr>
   </w:style>
-  <w:style w:type="table" w:styleId="MediumList2-Accent5">
+  <w:style w:type="table" w:styleId="MittlereListe2-Akzent5">
     <w:name w:val="Medium List 2 Accent 5"/>
-    <w:basedOn w:val="TableNormal"/>
+    <w:basedOn w:val="NormaleTabelle"/>
     <w:uiPriority w:val="66"/>
     <w:rsid w:val="00CB0664"/>
     <w:pPr>
@@ -8339,9 +8455,9 @@
       </w:tcPr>
     </w:tblStylePr>
   </w:style>
-  <w:style w:type="table" w:styleId="MediumList2-Accent6">
+  <w:style w:type="table" w:styleId="MittlereListe2-Akzent6">
     <w:name w:val="Medium List 2 Accent 6"/>
-    <w:basedOn w:val="TableNormal"/>
+    <w:basedOn w:val="NormaleTabelle"/>
     <w:uiPriority w:val="66"/>
     <w:rsid w:val="00CB0664"/>
     <w:pPr>
@@ -8460,9 +8576,9 @@
       </w:tcPr>
     </w:tblStylePr>
   </w:style>
-  <w:style w:type="table" w:styleId="MediumGrid1">
+  <w:style w:type="table" w:styleId="MittleresRaster1">
     <w:name w:val="Medium Grid 1"/>
-    <w:basedOn w:val="TableNormal"/>
+    <w:basedOn w:val="NormaleTabelle"/>
     <w:uiPriority w:val="67"/>
     <w:rsid w:val="00CB0664"/>
     <w:pPr>
@@ -8526,9 +8642,9 @@
       </w:tcPr>
     </w:tblStylePr>
   </w:style>
-  <w:style w:type="table" w:styleId="MediumGrid1-Accent1">
+  <w:style w:type="table" w:styleId="MittleresRaster1-Akzent1">
     <w:name w:val="Medium Grid 1 Accent 1"/>
-    <w:basedOn w:val="TableNormal"/>
+    <w:basedOn w:val="NormaleTabelle"/>
     <w:uiPriority w:val="67"/>
     <w:rsid w:val="00CB0664"/>
     <w:pPr>
@@ -8592,9 +8708,9 @@
       </w:tcPr>
     </w:tblStylePr>
   </w:style>
-  <w:style w:type="table" w:styleId="MediumGrid1-Accent2">
+  <w:style w:type="table" w:styleId="MittleresRaster1-Akzent2">
     <w:name w:val="Medium Grid 1 Accent 2"/>
-    <w:basedOn w:val="TableNormal"/>
+    <w:basedOn w:val="NormaleTabelle"/>
     <w:uiPriority w:val="67"/>
     <w:rsid w:val="00CB0664"/>
     <w:pPr>
@@ -8658,9 +8774,9 @@
       </w:tcPr>
     </w:tblStylePr>
   </w:style>
-  <w:style w:type="table" w:styleId="MediumGrid1-Accent3">
+  <w:style w:type="table" w:styleId="MittleresRaster1-Akzent3">
     <w:name w:val="Medium Grid 1 Accent 3"/>
-    <w:basedOn w:val="TableNormal"/>
+    <w:basedOn w:val="NormaleTabelle"/>
     <w:uiPriority w:val="67"/>
     <w:rsid w:val="00CB0664"/>
     <w:pPr>
@@ -8724,9 +8840,9 @@
       </w:tcPr>
     </w:tblStylePr>
   </w:style>
-  <w:style w:type="table" w:styleId="MediumGrid1-Accent4">
+  <w:style w:type="table" w:styleId="MittleresRaster1-Akzent4">
     <w:name w:val="Medium Grid 1 Accent 4"/>
-    <w:basedOn w:val="TableNormal"/>
+    <w:basedOn w:val="NormaleTabelle"/>
     <w:uiPriority w:val="67"/>
     <w:rsid w:val="00CB0664"/>
     <w:pPr>
@@ -8790,9 +8906,9 @@
       </w:tcPr>
     </w:tblStylePr>
   </w:style>
-  <w:style w:type="table" w:styleId="MediumGrid1-Accent5">
+  <w:style w:type="table" w:styleId="MittleresRaster1-Akzent5">
     <w:name w:val="Medium Grid 1 Accent 5"/>
-    <w:basedOn w:val="TableNormal"/>
+    <w:basedOn w:val="NormaleTabelle"/>
     <w:uiPriority w:val="67"/>
     <w:rsid w:val="00CB0664"/>
     <w:pPr>
@@ -8856,9 +8972,9 @@
       </w:tcPr>
     </w:tblStylePr>
   </w:style>
-  <w:style w:type="table" w:styleId="MediumGrid1-Accent6">
+  <w:style w:type="table" w:styleId="MittleresRaster1-Akzent6">
     <w:name w:val="Medium Grid 1 Accent 6"/>
-    <w:basedOn w:val="TableNormal"/>
+    <w:basedOn w:val="NormaleTabelle"/>
     <w:uiPriority w:val="67"/>
     <w:rsid w:val="00CB0664"/>
     <w:pPr>
@@ -8922,9 +9038,9 @@
       </w:tcPr>
     </w:tblStylePr>
   </w:style>
-  <w:style w:type="table" w:styleId="MediumGrid2">
+  <w:style w:type="table" w:styleId="MittleresRaster2">
     <w:name w:val="Medium Grid 2"/>
-    <w:basedOn w:val="TableNormal"/>
+    <w:basedOn w:val="NormaleTabelle"/>
     <w:uiPriority w:val="68"/>
     <w:rsid w:val="00CB0664"/>
     <w:pPr>
@@ -9040,9 +9156,9 @@
       </w:tcPr>
     </w:tblStylePr>
   </w:style>
-  <w:style w:type="table" w:styleId="MediumGrid2-Accent1">
+  <w:style w:type="table" w:styleId="MittleresRaster2-Akzent1">
     <w:name w:val="Medium Grid 2 Accent 1"/>
-    <w:basedOn w:val="TableNormal"/>
+    <w:basedOn w:val="NormaleTabelle"/>
     <w:uiPriority w:val="68"/>
     <w:rsid w:val="00CB0664"/>
     <w:pPr>
@@ -9158,9 +9274,9 @@
       </w:tcPr>
     </w:tblStylePr>
   </w:style>
-  <w:style w:type="table" w:styleId="MediumGrid2-Accent2">
+  <w:style w:type="table" w:styleId="MittleresRaster2-Akzent2">
     <w:name w:val="Medium Grid 2 Accent 2"/>
-    <w:basedOn w:val="TableNormal"/>
+    <w:basedOn w:val="NormaleTabelle"/>
     <w:uiPriority w:val="68"/>
     <w:rsid w:val="00CB0664"/>
     <w:pPr>
@@ -9276,9 +9392,9 @@
       </w:tcPr>
     </w:tblStylePr>
   </w:style>
-  <w:style w:type="table" w:styleId="MediumGrid2-Accent3">
+  <w:style w:type="table" w:styleId="MittleresRaster2-Akzent3">
     <w:name w:val="Medium Grid 2 Accent 3"/>
-    <w:basedOn w:val="TableNormal"/>
+    <w:basedOn w:val="NormaleTabelle"/>
     <w:uiPriority w:val="68"/>
     <w:rsid w:val="00CB0664"/>
     <w:pPr>
@@ -9394,9 +9510,9 @@
       </w:tcPr>
     </w:tblStylePr>
   </w:style>
-  <w:style w:type="table" w:styleId="MediumGrid2-Accent4">
+  <w:style w:type="table" w:styleId="MittleresRaster2-Akzent4">
     <w:name w:val="Medium Grid 2 Accent 4"/>
-    <w:basedOn w:val="TableNormal"/>
+    <w:basedOn w:val="NormaleTabelle"/>
     <w:uiPriority w:val="68"/>
     <w:rsid w:val="00CB0664"/>
     <w:pPr>
@@ -9512,9 +9628,9 @@
       </w:tcPr>
     </w:tblStylePr>
   </w:style>
-  <w:style w:type="table" w:styleId="MediumGrid2-Accent5">
+  <w:style w:type="table" w:styleId="MittleresRaster2-Akzent5">
     <w:name w:val="Medium Grid 2 Accent 5"/>
-    <w:basedOn w:val="TableNormal"/>
+    <w:basedOn w:val="NormaleTabelle"/>
     <w:uiPriority w:val="68"/>
     <w:rsid w:val="00CB0664"/>
     <w:pPr>
@@ -9630,9 +9746,9 @@
       </w:tcPr>
     </w:tblStylePr>
   </w:style>
-  <w:style w:type="table" w:styleId="MediumGrid2-Accent6">
+  <w:style w:type="table" w:styleId="MittleresRaster2-Akzent6">
     <w:name w:val="Medium Grid 2 Accent 6"/>
-    <w:basedOn w:val="TableNormal"/>
+    <w:basedOn w:val="NormaleTabelle"/>
     <w:uiPriority w:val="68"/>
     <w:rsid w:val="00CB0664"/>
     <w:pPr>
@@ -9748,9 +9864,9 @@
       </w:tcPr>
     </w:tblStylePr>
   </w:style>
-  <w:style w:type="table" w:styleId="MediumGrid3">
+  <w:style w:type="table" w:styleId="MittleresRaster3">
     <w:name w:val="Medium Grid 3"/>
-    <w:basedOn w:val="TableNormal"/>
+    <w:basedOn w:val="NormaleTabelle"/>
     <w:uiPriority w:val="69"/>
     <w:rsid w:val="00CB0664"/>
     <w:pPr>
@@ -9882,9 +9998,9 @@
       </w:tcPr>
     </w:tblStylePr>
   </w:style>
-  <w:style w:type="table" w:styleId="MediumGrid3-Accent1">
+  <w:style w:type="table" w:styleId="MittleresRaster3-Akzent1">
     <w:name w:val="Medium Grid 3 Accent 1"/>
-    <w:basedOn w:val="TableNormal"/>
+    <w:basedOn w:val="NormaleTabelle"/>
     <w:uiPriority w:val="69"/>
     <w:rsid w:val="00CB0664"/>
     <w:pPr>
@@ -10016,9 +10132,9 @@
       </w:tcPr>
     </w:tblStylePr>
   </w:style>
-  <w:style w:type="table" w:styleId="MediumGrid3-Accent2">
+  <w:style w:type="table" w:styleId="MittleresRaster3-Akzent2">
     <w:name w:val="Medium Grid 3 Accent 2"/>
-    <w:basedOn w:val="TableNormal"/>
+    <w:basedOn w:val="NormaleTabelle"/>
     <w:uiPriority w:val="69"/>
     <w:rsid w:val="00CB0664"/>
     <w:pPr>
@@ -10150,9 +10266,9 @@
       </w:tcPr>
     </w:tblStylePr>
   </w:style>
-  <w:style w:type="table" w:styleId="MediumGrid3-Accent3">
+  <w:style w:type="table" w:styleId="MittleresRaster3-Akzent3">
     <w:name w:val="Medium Grid 3 Accent 3"/>
-    <w:basedOn w:val="TableNormal"/>
+    <w:basedOn w:val="NormaleTabelle"/>
     <w:uiPriority w:val="69"/>
     <w:rsid w:val="00CB0664"/>
     <w:pPr>
@@ -10284,9 +10400,9 @@
       </w:tcPr>
     </w:tblStylePr>
   </w:style>
-  <w:style w:type="table" w:styleId="MediumGrid3-Accent4">
+  <w:style w:type="table" w:styleId="MittleresRaster3-Akzent4">
     <w:name w:val="Medium Grid 3 Accent 4"/>
-    <w:basedOn w:val="TableNormal"/>
+    <w:basedOn w:val="NormaleTabelle"/>
     <w:uiPriority w:val="69"/>
     <w:rsid w:val="00CB0664"/>
     <w:pPr>
@@ -10418,9 +10534,9 @@
       </w:tcPr>
     </w:tblStylePr>
   </w:style>
-  <w:style w:type="table" w:styleId="MediumGrid3-Accent5">
+  <w:style w:type="table" w:styleId="MittleresRaster3-Akzent5">
     <w:name w:val="Medium Grid 3 Accent 5"/>
-    <w:basedOn w:val="TableNormal"/>
+    <w:basedOn w:val="NormaleTabelle"/>
     <w:uiPriority w:val="69"/>
     <w:rsid w:val="00CB0664"/>
     <w:pPr>
@@ -10552,9 +10668,9 @@
       </w:tcPr>
     </w:tblStylePr>
   </w:style>
-  <w:style w:type="table" w:styleId="MediumGrid3-Accent6">
+  <w:style w:type="table" w:styleId="MittleresRaster3-Akzent6">
     <w:name w:val="Medium Grid 3 Accent 6"/>
-    <w:basedOn w:val="TableNormal"/>
+    <w:basedOn w:val="NormaleTabelle"/>
     <w:uiPriority w:val="69"/>
     <w:rsid w:val="00CB0664"/>
     <w:pPr>
@@ -10686,9 +10802,9 @@
       </w:tcPr>
     </w:tblStylePr>
   </w:style>
-  <w:style w:type="table" w:styleId="DarkList">
+  <w:style w:type="table" w:styleId="DunkleListe">
     <w:name w:val="Dark List"/>
-    <w:basedOn w:val="TableNormal"/>
+    <w:basedOn w:val="NormaleTabelle"/>
     <w:uiPriority w:val="70"/>
     <w:rsid w:val="00CB0664"/>
     <w:pPr>
@@ -10793,9 +10909,9 @@
       </w:tcPr>
     </w:tblStylePr>
   </w:style>
-  <w:style w:type="table" w:styleId="DarkList-Accent1">
+  <w:style w:type="table" w:styleId="DunkleListe-Akzent1">
     <w:name w:val="Dark List Accent 1"/>
-    <w:basedOn w:val="TableNormal"/>
+    <w:basedOn w:val="NormaleTabelle"/>
     <w:uiPriority w:val="70"/>
     <w:rsid w:val="00CB0664"/>
     <w:pPr>
@@ -10900,9 +11016,9 @@
       </w:tcPr>
     </w:tblStylePr>
   </w:style>
-  <w:style w:type="table" w:styleId="DarkList-Accent2">
+  <w:style w:type="table" w:styleId="DunkleListe-Akzent2">
     <w:name w:val="Dark List Accent 2"/>
-    <w:basedOn w:val="TableNormal"/>
+    <w:basedOn w:val="NormaleTabelle"/>
     <w:uiPriority w:val="70"/>
     <w:rsid w:val="00CB0664"/>
     <w:pPr>
@@ -11007,9 +11123,9 @@
       </w:tcPr>
     </w:tblStylePr>
   </w:style>
-  <w:style w:type="table" w:styleId="DarkList-Accent3">
+  <w:style w:type="table" w:styleId="DunkleListe-Akzent3">
     <w:name w:val="Dark List Accent 3"/>
-    <w:basedOn w:val="TableNormal"/>
+    <w:basedOn w:val="NormaleTabelle"/>
     <w:uiPriority w:val="70"/>
     <w:rsid w:val="00CB0664"/>
     <w:pPr>
@@ -11114,9 +11230,9 @@
       </w:tcPr>
     </w:tblStylePr>
   </w:style>
-  <w:style w:type="table" w:styleId="DarkList-Accent4">
+  <w:style w:type="table" w:styleId="DunkleListe-Akzent4">
     <w:name w:val="Dark List Accent 4"/>
-    <w:basedOn w:val="TableNormal"/>
+    <w:basedOn w:val="NormaleTabelle"/>
     <w:uiPriority w:val="70"/>
     <w:rsid w:val="00CB0664"/>
     <w:pPr>
@@ -11221,9 +11337,9 @@
       </w:tcPr>
     </w:tblStylePr>
   </w:style>
-  <w:style w:type="table" w:styleId="DarkList-Accent5">
+  <w:style w:type="table" w:styleId="DunkleListe-Akzent5">
     <w:name w:val="Dark List Accent 5"/>
-    <w:basedOn w:val="TableNormal"/>
+    <w:basedOn w:val="NormaleTabelle"/>
     <w:uiPriority w:val="70"/>
     <w:rsid w:val="00CB0664"/>
     <w:pPr>
@@ -11328,9 +11444,9 @@
       </w:tcPr>
     </w:tblStylePr>
   </w:style>
-  <w:style w:type="table" w:styleId="DarkList-Accent6">
+  <w:style w:type="table" w:styleId="DunkleListe-Akzent6">
     <w:name w:val="Dark List Accent 6"/>
-    <w:basedOn w:val="TableNormal"/>
+    <w:basedOn w:val="NormaleTabelle"/>
     <w:uiPriority w:val="70"/>
     <w:rsid w:val="00CB0664"/>
     <w:pPr>
@@ -11435,9 +11551,9 @@
       </w:tcPr>
     </w:tblStylePr>
   </w:style>
-  <w:style w:type="table" w:styleId="ColorfulShading">
+  <w:style w:type="table" w:styleId="FarbigeSchattierung">
     <w:name w:val="Colorful Shading"/>
-    <w:basedOn w:val="TableNormal"/>
+    <w:basedOn w:val="NormaleTabelle"/>
     <w:uiPriority w:val="71"/>
     <w:rsid w:val="00CB0664"/>
     <w:pPr>
@@ -11550,9 +11666,9 @@
       </w:rPr>
     </w:tblStylePr>
   </w:style>
-  <w:style w:type="table" w:styleId="ColorfulShading-Accent1">
+  <w:style w:type="table" w:styleId="FarbigeSchattierung-Akzent1">
     <w:name w:val="Colorful Shading Accent 1"/>
-    <w:basedOn w:val="TableNormal"/>
+    <w:basedOn w:val="NormaleTabelle"/>
     <w:uiPriority w:val="71"/>
     <w:rsid w:val="00CB0664"/>
     <w:pPr>
@@ -11665,9 +11781,9 @@
       </w:rPr>
     </w:tblStylePr>
   </w:style>
-  <w:style w:type="table" w:styleId="ColorfulShading-Accent2">
+  <w:style w:type="table" w:styleId="FarbigeSchattierung-Akzent2">
     <w:name w:val="Colorful Shading Accent 2"/>
-    <w:basedOn w:val="TableNormal"/>
+    <w:basedOn w:val="NormaleTabelle"/>
     <w:uiPriority w:val="71"/>
     <w:rsid w:val="00CB0664"/>
     <w:pPr>
@@ -11780,9 +11896,9 @@
       </w:rPr>
     </w:tblStylePr>
   </w:style>
-  <w:style w:type="table" w:styleId="ColorfulShading-Accent3">
+  <w:style w:type="table" w:styleId="FarbigeSchattierung-Akzent3">
     <w:name w:val="Colorful Shading Accent 3"/>
-    <w:basedOn w:val="TableNormal"/>
+    <w:basedOn w:val="NormaleTabelle"/>
     <w:uiPriority w:val="71"/>
     <w:rsid w:val="00CB0664"/>
     <w:pPr>
@@ -11885,9 +12001,9 @@
       </w:tcPr>
     </w:tblStylePr>
   </w:style>
-  <w:style w:type="table" w:styleId="ColorfulShading-Accent4">
+  <w:style w:type="table" w:styleId="FarbigeSchattierung-Akzent4">
     <w:name w:val="Colorful Shading Accent 4"/>
-    <w:basedOn w:val="TableNormal"/>
+    <w:basedOn w:val="NormaleTabelle"/>
     <w:uiPriority w:val="71"/>
     <w:rsid w:val="00CB0664"/>
     <w:pPr>
@@ -12000,9 +12116,9 @@
       </w:rPr>
     </w:tblStylePr>
   </w:style>
-  <w:style w:type="table" w:styleId="ColorfulShading-Accent5">
+  <w:style w:type="table" w:styleId="FarbigeSchattierung-Akzent5">
     <w:name w:val="Colorful Shading Accent 5"/>
-    <w:basedOn w:val="TableNormal"/>
+    <w:basedOn w:val="NormaleTabelle"/>
     <w:uiPriority w:val="71"/>
     <w:rsid w:val="00CB0664"/>
     <w:pPr>
@@ -12115,9 +12231,9 @@
       </w:rPr>
     </w:tblStylePr>
   </w:style>
-  <w:style w:type="table" w:styleId="ColorfulShading-Accent6">
+  <w:style w:type="table" w:styleId="FarbigeSchattierung-Akzent6">
     <w:name w:val="Colorful Shading Accent 6"/>
-    <w:basedOn w:val="TableNormal"/>
+    <w:basedOn w:val="NormaleTabelle"/>
     <w:uiPriority w:val="71"/>
     <w:rsid w:val="00CB0664"/>
     <w:pPr>
@@ -12230,9 +12346,9 @@
       </w:rPr>
     </w:tblStylePr>
   </w:style>
-  <w:style w:type="table" w:styleId="ColorfulList">
+  <w:style w:type="table" w:styleId="FarbigeListe">
     <w:name w:val="Colorful List"/>
-    <w:basedOn w:val="TableNormal"/>
+    <w:basedOn w:val="NormaleTabelle"/>
     <w:uiPriority w:val="72"/>
     <w:rsid w:val="00CB0664"/>
     <w:pPr>
@@ -12309,9 +12425,9 @@
       </w:tcPr>
     </w:tblStylePr>
   </w:style>
-  <w:style w:type="table" w:styleId="ColorfulList-Accent1">
+  <w:style w:type="table" w:styleId="FarbigeListe-Akzent1">
     <w:name w:val="Colorful List Accent 1"/>
-    <w:basedOn w:val="TableNormal"/>
+    <w:basedOn w:val="NormaleTabelle"/>
     <w:uiPriority w:val="72"/>
     <w:rsid w:val="00CB0664"/>
     <w:pPr>
@@ -12388,9 +12504,9 @@
       </w:tcPr>
     </w:tblStylePr>
   </w:style>
-  <w:style w:type="table" w:styleId="ColorfulList-Accent2">
+  <w:style w:type="table" w:styleId="FarbigeListe-Akzent2">
     <w:name w:val="Colorful List Accent 2"/>
-    <w:basedOn w:val="TableNormal"/>
+    <w:basedOn w:val="NormaleTabelle"/>
     <w:uiPriority w:val="72"/>
     <w:rsid w:val="00CB0664"/>
     <w:pPr>
@@ -12467,9 +12583,9 @@
       </w:tcPr>
     </w:tblStylePr>
   </w:style>
-  <w:style w:type="table" w:styleId="ColorfulList-Accent3">
+  <w:style w:type="table" w:styleId="FarbigeListe-Akzent3">
     <w:name w:val="Colorful List Accent 3"/>
-    <w:basedOn w:val="TableNormal"/>
+    <w:basedOn w:val="NormaleTabelle"/>
     <w:uiPriority w:val="72"/>
     <w:rsid w:val="00CB0664"/>
     <w:pPr>
@@ -12546,9 +12662,9 @@
       </w:tcPr>
     </w:tblStylePr>
   </w:style>
-  <w:style w:type="table" w:styleId="ColorfulList-Accent4">
+  <w:style w:type="table" w:styleId="FarbigeListe-Akzent4">
     <w:name w:val="Colorful List Accent 4"/>
-    <w:basedOn w:val="TableNormal"/>
+    <w:basedOn w:val="NormaleTabelle"/>
     <w:uiPriority w:val="72"/>
     <w:rsid w:val="00CB0664"/>
     <w:pPr>
@@ -12625,9 +12741,9 @@
       </w:tcPr>
     </w:tblStylePr>
   </w:style>
-  <w:style w:type="table" w:styleId="ColorfulList-Accent5">
+  <w:style w:type="table" w:styleId="FarbigeListe-Akzent5">
     <w:name w:val="Colorful List Accent 5"/>
-    <w:basedOn w:val="TableNormal"/>
+    <w:basedOn w:val="NormaleTabelle"/>
     <w:uiPriority w:val="72"/>
     <w:rsid w:val="00CB0664"/>
     <w:pPr>
@@ -12704,9 +12820,9 @@
       </w:tcPr>
     </w:tblStylePr>
   </w:style>
-  <w:style w:type="table" w:styleId="ColorfulList-Accent6">
+  <w:style w:type="table" w:styleId="FarbigeListe-Akzent6">
     <w:name w:val="Colorful List Accent 6"/>
-    <w:basedOn w:val="TableNormal"/>
+    <w:basedOn w:val="NormaleTabelle"/>
     <w:uiPriority w:val="72"/>
     <w:rsid w:val="00CB0664"/>
     <w:pPr>
@@ -12783,9 +12899,9 @@
       </w:tcPr>
     </w:tblStylePr>
   </w:style>
-  <w:style w:type="table" w:styleId="ColorfulGrid">
+  <w:style w:type="table" w:styleId="FarbigesRaster">
     <w:name w:val="Colorful Grid"/>
-    <w:basedOn w:val="TableNormal"/>
+    <w:basedOn w:val="NormaleTabelle"/>
     <w:uiPriority w:val="73"/>
     <w:rsid w:val="00CB0664"/>
     <w:pPr>
@@ -12856,9 +12972,9 @@
       </w:tcPr>
     </w:tblStylePr>
   </w:style>
-  <w:style w:type="table" w:styleId="ColorfulGrid-Accent1">
+  <w:style w:type="table" w:styleId="FarbigesRaster-Akzent1">
     <w:name w:val="Colorful Grid Accent 1"/>
-    <w:basedOn w:val="TableNormal"/>
+    <w:basedOn w:val="NormaleTabelle"/>
     <w:uiPriority w:val="73"/>
     <w:rsid w:val="00CB0664"/>
     <w:pPr>
@@ -12929,9 +13045,9 @@
       </w:tcPr>
     </w:tblStylePr>
   </w:style>
-  <w:style w:type="table" w:styleId="ColorfulGrid-Accent2">
+  <w:style w:type="table" w:styleId="FarbigesRaster-Akzent2">
     <w:name w:val="Colorful Grid Accent 2"/>
-    <w:basedOn w:val="TableNormal"/>
+    <w:basedOn w:val="NormaleTabelle"/>
     <w:uiPriority w:val="73"/>
     <w:rsid w:val="00CB0664"/>
     <w:pPr>
@@ -13002,9 +13118,9 @@
       </w:tcPr>
     </w:tblStylePr>
   </w:style>
-  <w:style w:type="table" w:styleId="ColorfulGrid-Accent3">
+  <w:style w:type="table" w:styleId="FarbigesRaster-Akzent3">
     <w:name w:val="Colorful Grid Accent 3"/>
-    <w:basedOn w:val="TableNormal"/>
+    <w:basedOn w:val="NormaleTabelle"/>
     <w:uiPriority w:val="73"/>
     <w:rsid w:val="00CB0664"/>
     <w:pPr>
@@ -13075,9 +13191,9 @@
       </w:tcPr>
     </w:tblStylePr>
   </w:style>
-  <w:style w:type="table" w:styleId="ColorfulGrid-Accent4">
+  <w:style w:type="table" w:styleId="FarbigesRaster-Akzent4">
     <w:name w:val="Colorful Grid Accent 4"/>
-    <w:basedOn w:val="TableNormal"/>
+    <w:basedOn w:val="NormaleTabelle"/>
     <w:uiPriority w:val="73"/>
     <w:rsid w:val="00CB0664"/>
     <w:pPr>
@@ -13148,9 +13264,9 @@
       </w:tcPr>
     </w:tblStylePr>
   </w:style>
-  <w:style w:type="table" w:styleId="ColorfulGrid-Accent5">
+  <w:style w:type="table" w:styleId="FarbigesRaster-Akzent5">
     <w:name w:val="Colorful Grid Accent 5"/>
-    <w:basedOn w:val="TableNormal"/>
+    <w:basedOn w:val="NormaleTabelle"/>
     <w:uiPriority w:val="73"/>
     <w:rsid w:val="00CB0664"/>
     <w:pPr>
@@ -13221,9 +13337,9 @@
       </w:tcPr>
     </w:tblStylePr>
   </w:style>
-  <w:style w:type="table" w:styleId="ColorfulGrid-Accent6">
+  <w:style w:type="table" w:styleId="FarbigesRaster-Akzent6">
     <w:name w:val="Colorful Grid Accent 6"/>
-    <w:basedOn w:val="TableNormal"/>
+    <w:basedOn w:val="NormaleTabelle"/>
     <w:uiPriority w:val="73"/>
     <w:rsid w:val="00CB0664"/>
     <w:pPr>
